--- a/proposal/演讲稿-4人版.docx
+++ b/proposal/演讲稿-4人版.docx
@@ -64,7 +64,7 @@
           <w:szCs w:val="21"/>
           <w:color w:val="1A2B3C"/>
         </w:rPr>
-        <w:t xml:space="preserve">：Project Group 52　</w:t>
+        <w:t xml:space="preserve">：Project Group 41　</w:t>
       </w:r>
       <w:r>
         <w:rPr>
@@ -118,7 +118,7 @@
           <w:szCs w:val="19"/>
           <w:color w:val="334155"/>
         </w:rPr>
-        <w:t>proposal/PharmaColdOps-Proposal-Presentation-Final.pptx</w:t>
+        <w:t>proposal/PharmaColdOps .pptx</w:t>
       </w:r>
       <w:r>
         <w:rPr>
@@ -138,34 +138,125 @@
           <w:b/>
           <w:bCs/>
         </w:rPr>
-        <w:t>10 页</w:t>
-      </w:r>
-      <w:r>
-        <w:rPr>
-          <w:rFonts w:ascii="Aptos" w:hAnsi="Aptos" w:eastAsia="Microsoft YaHei"/>
-          <w:sz w:val="21"/>
-          <w:szCs w:val="21"/>
-          <w:color w:val="1A2B3C"/>
-        </w:rPr>
-        <w:t xml:space="preserve">，由 </w:t>
+        <w:t>10 页，以这份为准</w:t>
+      </w:r>
+      <w:r>
+        <w:rPr>
+          <w:rFonts w:ascii="Aptos" w:hAnsi="Aptos" w:eastAsia="Microsoft YaHei"/>
+          <w:sz w:val="21"/>
+          <w:szCs w:val="21"/>
+          <w:color w:val="1A2B3C"/>
+        </w:rPr>
+        <w:t xml:space="preserve">；队友手工美化的定稿，直接在 PowerPoint 里改；封面已填学号与 </w:t>
+      </w:r>
+      <w:r>
+        <w:rPr>
+          <w:rFonts w:ascii="Aptos" w:hAnsi="Aptos" w:eastAsia="Microsoft YaHei"/>
+          <w:sz w:val="21"/>
+          <w:szCs w:val="21"/>
+          <w:color w:val="1A2B3C"/>
+          <w:b/>
+          <w:bCs/>
+        </w:rPr>
+        <w:t>29 Sep 2026</w:t>
+      </w:r>
+      <w:r>
+        <w:rPr>
+          <w:rFonts w:ascii="Aptos" w:hAnsi="Aptos" w:eastAsia="Microsoft YaHei"/>
+          <w:sz w:val="21"/>
+          <w:szCs w:val="21"/>
+          <w:color w:val="1A2B3C"/>
+        </w:rPr>
+        <w:t>，日期口头不念）</w:t>
+      </w:r>
+    </w:p>
+    <w:p>
+      <w:pPr>
+        <w:spacing w:before="0" w:after="120" w:line="300" w:lineRule="auto"/>
+        <w:ind w:left="140" w:right="0" w:hanging="0"/>
+      </w:pPr>
+      <w:r>
+        <w:rPr>
+          <w:rFonts w:ascii="Aptos" w:hAnsi="Aptos" w:eastAsia="Microsoft YaHei"/>
+          <w:sz w:val="22"/>
+          <w:szCs w:val="22"/>
+          <w:color w:val="1A2B3C"/>
+        </w:rPr>
+        <w:t xml:space="preserve">而 </w:t>
       </w:r>
       <w:r>
         <w:rPr>
           <w:rFonts w:ascii="Consolas" w:hAnsi="Consolas" w:eastAsia="Consolas"/>
-          <w:sz w:val="19"/>
-          <w:szCs w:val="19"/>
+          <w:sz w:val="20"/>
+          <w:szCs w:val="20"/>
           <w:color w:val="334155"/>
         </w:rPr>
+        <w:t>PharmaColdOps-Proposal-Presentation-Final.pptx</w:t>
+      </w:r>
+      <w:r>
+        <w:rPr>
+          <w:rFonts w:ascii="Aptos" w:hAnsi="Aptos" w:eastAsia="Microsoft YaHei"/>
+          <w:sz w:val="22"/>
+          <w:szCs w:val="22"/>
+          <w:color w:val="1A2B3C"/>
+        </w:rPr>
+        <w:t xml:space="preserve"> 是脚本生成版（同一内容，</w:t>
+      </w:r>
+      <w:r>
+        <w:rPr>
+          <w:rFonts w:ascii="Consolas" w:hAnsi="Consolas" w:eastAsia="Consolas"/>
+          <w:sz w:val="20"/>
+          <w:szCs w:val="20"/>
+          <w:color w:val="334155"/>
+        </w:rPr>
         <w:t>scripts/build_presentation_final.py --short</w:t>
       </w:r>
       <w:r>
         <w:rPr>
           <w:rFonts w:ascii="Aptos" w:hAnsi="Aptos" w:eastAsia="Microsoft YaHei"/>
-          <w:sz w:val="21"/>
-          <w:szCs w:val="21"/>
-          <w:color w:val="1A2B3C"/>
-        </w:rPr>
-        <w:t xml:space="preserve"> 生成）</w:t>
+          <w:sz w:val="22"/>
+          <w:szCs w:val="22"/>
+          <w:color w:val="1A2B3C"/>
+        </w:rPr>
+        <w:t>）——</w:t>
+      </w:r>
+      <w:r>
+        <w:rPr>
+          <w:rFonts w:ascii="Aptos" w:hAnsi="Aptos" w:eastAsia="Microsoft YaHei"/>
+          <w:sz w:val="22"/>
+          <w:szCs w:val="22"/>
+          <w:color w:val="1A2B3C"/>
+          <w:b/>
+          <w:bCs/>
+        </w:rPr>
+        <w:t>只在需要重新生成时用，不用于现场</w:t>
+      </w:r>
+      <w:r>
+        <w:rPr>
+          <w:rFonts w:ascii="Aptos" w:hAnsi="Aptos" w:eastAsia="Microsoft YaHei"/>
+          <w:sz w:val="22"/>
+          <w:szCs w:val="22"/>
+          <w:color w:val="1A2B3C"/>
+        </w:rPr>
+        <w:t xml:space="preserve">；两份的页序与标题一致，本演讲稿按 </w:t>
+      </w:r>
+      <w:r>
+        <w:rPr>
+          <w:rFonts w:ascii="Consolas" w:hAnsi="Consolas" w:eastAsia="Consolas"/>
+          <w:sz w:val="20"/>
+          <w:szCs w:val="20"/>
+          <w:color w:val="334155"/>
+        </w:rPr>
+        <w:t>PharmaColdOps .pptx</w:t>
+      </w:r>
+      <w:r>
+        <w:rPr>
+          <w:rFonts w:ascii="Aptos" w:hAnsi="Aptos" w:eastAsia="Microsoft YaHei"/>
+          <w:sz w:val="22"/>
+          <w:szCs w:val="22"/>
+          <w:color w:val="1A2B3C"/>
+        </w:rPr>
+        <w:t xml:space="preserve"> 的页序写。</w:t>
       </w:r>
     </w:p>
     <w:p>
@@ -365,7 +456,7 @@
                 <w:b/>
                 <w:bCs/>
               </w:rPr>
-              <w:t>2:30</w:t>
+              <w:t>1:35</w:t>
             </w:r>
           </w:p>
         </w:tc>
@@ -445,7 +536,7 @@
                 <w:b/>
                 <w:bCs/>
               </w:rPr>
-              <w:t>2:30</w:t>
+              <w:t>1:45</w:t>
             </w:r>
           </w:p>
         </w:tc>
@@ -525,7 +616,7 @@
                 <w:b/>
                 <w:bCs/>
               </w:rPr>
-              <w:t>2:30</w:t>
+              <w:t>2:10</w:t>
             </w:r>
           </w:p>
         </w:tc>
@@ -605,7 +696,96 @@
                 <w:b/>
                 <w:bCs/>
               </w:rPr>
-              <w:t>2:30</w:t>
+              <w:t>2:40</w:t>
+            </w:r>
+          </w:p>
+        </w:tc>
+      </w:tr>
+      <w:tr>
+        <w:tc>
+          <w:tcPr>
+            <w:tcW w:w="1250" w:type="pct"/>
+          </w:tcPr>
+          <w:p>
+            <w:pPr>
+              <w:spacing w:before="20" w:after="20" w:line="252" w:lineRule="auto"/>
+            </w:pPr>
+            <w:r>
+              <w:rPr>
+                <w:rFonts w:ascii="Aptos" w:hAnsi="Aptos" w:eastAsia="Microsoft YaHei"/>
+                <w:sz w:val="19"/>
+                <w:szCs w:val="19"/>
+                <w:color w:val="1A2B3C"/>
+              </w:rPr>
+              <w:t>—</w:t>
+            </w:r>
+          </w:p>
+        </w:tc>
+        <w:tc>
+          <w:tcPr>
+            <w:tcW w:w="1250" w:type="pct"/>
+          </w:tcPr>
+          <w:p>
+            <w:pPr>
+              <w:spacing w:before="20" w:after="20" w:line="252" w:lineRule="auto"/>
+            </w:pPr>
+            <w:r>
+              <w:rPr>
+                <w:rFonts w:ascii="Aptos" w:hAnsi="Aptos" w:eastAsia="Microsoft YaHei"/>
+                <w:sz w:val="19"/>
+                <w:szCs w:val="19"/>
+                <w:color w:val="1A2B3C"/>
+              </w:rPr>
+              <w:t>—</w:t>
+            </w:r>
+          </w:p>
+        </w:tc>
+        <w:tc>
+          <w:tcPr>
+            <w:tcW w:w="1250" w:type="pct"/>
+          </w:tcPr>
+          <w:p>
+            <w:pPr>
+              <w:spacing w:before="20" w:after="20" w:line="252" w:lineRule="auto"/>
+            </w:pPr>
+            <w:r>
+              <w:rPr>
+                <w:rFonts w:ascii="Aptos" w:hAnsi="Aptos" w:eastAsia="Microsoft YaHei"/>
+                <w:sz w:val="19"/>
+                <w:szCs w:val="19"/>
+                <w:color w:val="1A2B3C"/>
+              </w:rPr>
+              <w:t>合计</w:t>
+            </w:r>
+          </w:p>
+        </w:tc>
+        <w:tc>
+          <w:tcPr>
+            <w:tcW w:w="1250" w:type="pct"/>
+          </w:tcPr>
+          <w:p>
+            <w:pPr>
+              <w:spacing w:before="20" w:after="20" w:line="252" w:lineRule="auto"/>
+            </w:pPr>
+            <w:r>
+              <w:rPr>
+                <w:rFonts w:ascii="Aptos" w:hAnsi="Aptos" w:eastAsia="Microsoft YaHei"/>
+                <w:sz w:val="19"/>
+                <w:szCs w:val="19"/>
+                <w:color w:val="1A2B3C"/>
+                <w:b/>
+                <w:bCs/>
+              </w:rPr>
+              <w:t>8:10</w:t>
+            </w:r>
+            <w:r>
+              <w:rPr>
+                <w:rFonts w:ascii="Aptos" w:hAnsi="Aptos" w:eastAsia="Microsoft YaHei"/>
+                <w:sz w:val="19"/>
+                <w:szCs w:val="19"/>
+                <w:color w:val="1A2B3C"/>
+              </w:rPr>
+              <w:t>（留 ~1:50 给切页、停顿与 Q&amp;A 衔接）</w:t>
             </w:r>
           </w:p>
         </w:tc>
@@ -718,6 +898,31 @@
     </w:p>
     <w:p>
       <w:pPr>
+        <w:spacing w:before="0" w:after="40" w:line="276" w:lineRule="auto"/>
+      </w:pPr>
+      <w:r>
+        <w:rPr>
+          <w:rFonts w:ascii="Aptos" w:hAnsi="Aptos" w:eastAsia="Microsoft YaHei"/>
+          <w:sz w:val="21"/>
+          <w:szCs w:val="21"/>
+          <w:color w:val="1A2B3C"/>
+          <w:b/>
+          <w:bCs/>
+        </w:rPr>
+        <w:t>PPT 页序（10 页，按 `PharmaColdOps .pptx`）</w:t>
+      </w:r>
+      <w:r>
+        <w:rPr>
+          <w:rFonts w:ascii="Aptos" w:hAnsi="Aptos" w:eastAsia="Microsoft YaHei"/>
+          <w:sz w:val="21"/>
+          <w:szCs w:val="21"/>
+          <w:color w:val="1A2B3C"/>
+        </w:rPr>
+        <w:t>：P1 封面 · P2 问题 · P3 缺口 · P4 方案 · P5 定位 · P6 数据 · P7 已跑通的实现 · P8 结果 · P9 风险与团队 · P10 结论。★ P1–P10 的页号即本稿的 P 编号。</w:t>
+      </w:r>
+    </w:p>
+    <w:p>
+      <w:pPr>
         <w:spacing w:before="0" w:after="120" w:line="300" w:lineRule="auto"/>
         <w:ind w:left="140" w:right="0" w:hanging="0"/>
       </w:pPr>
@@ -730,96 +935,148 @@
           <w:b/>
           <w:bCs/>
         </w:rPr>
-        <w:t>四人口径必须一致</w:t>
-      </w:r>
-      <w:r>
-        <w:rPr>
-          <w:rFonts w:ascii="Aptos" w:hAnsi="Aptos" w:eastAsia="Microsoft YaHei"/>
-          <w:sz w:val="22"/>
-          <w:szCs w:val="22"/>
-          <w:color w:val="1A2B3C"/>
-        </w:rPr>
-        <w:t>：处置恒为四类（release / quarantine / retest / scrap）；</w:t>
-      </w:r>
-      <w:r>
-        <w:rPr>
-          <w:rFonts w:ascii="Aptos" w:hAnsi="Aptos" w:eastAsia="Microsoft YaHei"/>
-          <w:sz w:val="22"/>
-          <w:szCs w:val="22"/>
-          <w:color w:val="1A2B3C"/>
-          <w:b/>
-          <w:bCs/>
-        </w:rPr>
-        <w:t>补发是独立物流动作，不是第五类处置</w:t>
-      </w:r>
-      <w:r>
-        <w:rPr>
-          <w:rFonts w:ascii="Aptos" w:hAnsi="Aptos" w:eastAsia="Microsoft YaHei"/>
-          <w:sz w:val="22"/>
-          <w:szCs w:val="22"/>
-          <w:color w:val="1A2B3C"/>
-        </w:rPr>
-        <w:t xml:space="preserve">；求解器是 </w:t>
-      </w:r>
-      <w:r>
-        <w:rPr>
-          <w:rFonts w:ascii="Aptos" w:hAnsi="Aptos" w:eastAsia="Microsoft YaHei"/>
-          <w:sz w:val="22"/>
-          <w:szCs w:val="22"/>
-          <w:color w:val="1A2B3C"/>
-          <w:b/>
-          <w:bCs/>
-        </w:rPr>
-        <w:t>OR-Tools Routing Solver + Guided Local Search，不是 CP-SAT</w:t>
-      </w:r>
-      <w:r>
-        <w:rPr>
-          <w:rFonts w:ascii="Aptos" w:hAnsi="Aptos" w:eastAsia="Microsoft YaHei"/>
-          <w:sz w:val="22"/>
-          <w:szCs w:val="22"/>
-          <w:color w:val="1A2B3C"/>
-        </w:rPr>
-        <w:t>；数据</w:t>
-      </w:r>
-      <w:r>
-        <w:rPr>
-          <w:rFonts w:ascii="Aptos" w:hAnsi="Aptos" w:eastAsia="Microsoft YaHei"/>
-          <w:sz w:val="22"/>
-          <w:szCs w:val="22"/>
-          <w:color w:val="1A2B3C"/>
-          <w:b/>
-          <w:bCs/>
-        </w:rPr>
-        <w:t>疑似合成/仿真</w:t>
-      </w:r>
-      <w:r>
-        <w:rPr>
-          <w:rFonts w:ascii="Aptos" w:hAnsi="Aptos" w:eastAsia="Microsoft YaHei"/>
-          <w:sz w:val="22"/>
-          <w:szCs w:val="22"/>
-          <w:color w:val="1A2B3C"/>
-        </w:rPr>
-        <w:t>，不称真实药企数据；引擎与人工 gold 一致率</w:t>
-      </w:r>
-      <w:r>
-        <w:rPr>
-          <w:rFonts w:ascii="Aptos" w:hAnsi="Aptos" w:eastAsia="Microsoft YaHei"/>
-          <w:sz w:val="22"/>
-          <w:szCs w:val="22"/>
-          <w:color w:val="1A2B3C"/>
-          <w:b/>
-          <w:bCs/>
-        </w:rPr>
-        <w:t>当前 54/57（94.7%，rubric v1.1）</w:t>
-      </w:r>
-      <w:r>
-        <w:rPr>
-          <w:rFonts w:ascii="Aptos" w:hAnsi="Aptos" w:eastAsia="Microsoft YaHei"/>
-          <w:sz w:val="22"/>
-          <w:szCs w:val="22"/>
-          <w:color w:val="1A2B3C"/>
-        </w:rPr>
-        <w:t>，提交件上是 39/57（rubric v1）——主动说明这个变化。</w:t>
+        <w:t>P8 已于 2026-09-28 改版</w:t>
+      </w:r>
+      <w:r>
+        <w:rPr>
+          <w:rFonts w:ascii="Aptos" w:hAnsi="Aptos" w:eastAsia="Microsoft YaHei"/>
+          <w:sz w:val="22"/>
+          <w:szCs w:val="22"/>
+          <w:color w:val="1A2B3C"/>
+        </w:rPr>
+        <w:t xml:space="preserve">：左栏主数字是 </w:t>
+      </w:r>
+      <w:r>
+        <w:rPr>
+          <w:rFonts w:ascii="Aptos" w:hAnsi="Aptos" w:eastAsia="Microsoft YaHei"/>
+          <w:sz w:val="22"/>
+          <w:szCs w:val="22"/>
+          <w:color w:val="1A2B3C"/>
+          <w:b/>
+          <w:bCs/>
+        </w:rPr>
+        <w:t>`4`</w:t>
+      </w:r>
+      <w:r>
+        <w:rPr>
+          <w:rFonts w:ascii="Aptos" w:hAnsi="Aptos" w:eastAsia="Microsoft YaHei"/>
+          <w:sz w:val="22"/>
+          <w:szCs w:val="22"/>
+          <w:color w:val="1A2B3C"/>
+        </w:rPr>
+        <w:t>，</w:t>
+      </w:r>
+      <w:r>
+        <w:rPr>
+          <w:rFonts w:ascii="Aptos" w:hAnsi="Aptos" w:eastAsia="Microsoft YaHei"/>
+          <w:sz w:val="22"/>
+          <w:szCs w:val="22"/>
+          <w:color w:val="1A2B3C"/>
+          <w:b/>
+          <w:bCs/>
+        </w:rPr>
+        <w:t>紧贴数字右侧有两行解释</w:t>
+      </w:r>
+      <w:r>
+        <w:rPr>
+          <w:rFonts w:ascii="Aptos" w:hAnsi="Aptos" w:eastAsia="Microsoft YaHei"/>
+          <w:sz w:val="22"/>
+          <w:szCs w:val="22"/>
+          <w:color w:val="1A2B3C"/>
+        </w:rPr>
+        <w:t>（"dispositions the rule engine can assign: release, quarantine, retest or scrap — reshipment is a separate logistics action, never a fifth outcome"），下面三条 prototype evidence；右栏三层评测（处置／路线／风险）</w:t>
+      </w:r>
+      <w:r>
+        <w:rPr>
+          <w:rFonts w:ascii="Aptos" w:hAnsi="Aptos" w:eastAsia="Microsoft YaHei"/>
+          <w:sz w:val="22"/>
+          <w:szCs w:val="22"/>
+          <w:color w:val="1A2B3C"/>
+          <w:b/>
+          <w:bCs/>
+        </w:rPr>
+        <w:t>等权并列</w:t>
+      </w:r>
+      <w:r>
+        <w:rPr>
+          <w:rFonts w:ascii="Aptos" w:hAnsi="Aptos" w:eastAsia="Microsoft YaHei"/>
+          <w:sz w:val="22"/>
+          <w:szCs w:val="22"/>
+          <w:color w:val="1A2B3C"/>
+        </w:rPr>
+        <w:t xml:space="preserve">——原先 94.7% 独占整页英雄位，会被读成"这个组只做了标注一致性实验"。口播用 </w:t>
+      </w:r>
+      <w:r>
+        <w:rPr>
+          <w:rFonts w:ascii="Aptos" w:hAnsi="Aptos" w:eastAsia="Microsoft YaHei"/>
+          <w:sz w:val="22"/>
+          <w:szCs w:val="22"/>
+          <w:color w:val="1A2B3C"/>
+          <w:b/>
+          <w:bCs/>
+        </w:rPr>
+        <w:t>agreement</w:t>
+      </w:r>
+      <w:r>
+        <w:rPr>
+          <w:rFonts w:ascii="Aptos" w:hAnsi="Aptos" w:eastAsia="Microsoft YaHei"/>
+          <w:sz w:val="22"/>
+          <w:szCs w:val="22"/>
+          <w:color w:val="1A2B3C"/>
+        </w:rPr>
+        <w:t xml:space="preserve"> 而不是 accuracy，并主动说"against our own rubric"。</w:t>
+      </w:r>
+    </w:p>
+    <w:p>
+      <w:pPr>
+        <w:spacing w:before="0" w:after="120" w:line="300" w:lineRule="auto"/>
+        <w:ind w:left="140" w:right="0" w:hanging="0"/>
+      </w:pPr>
+      <w:r>
+        <w:rPr>
+          <w:rFonts w:ascii="Aptos" w:hAnsi="Aptos" w:eastAsia="Microsoft YaHei"/>
+          <w:sz w:val="22"/>
+          <w:szCs w:val="22"/>
+          <w:color w:val="1A2B3C"/>
+          <w:b/>
+          <w:bCs/>
+        </w:rPr>
+        <w:t>P5 的定位是本场唯一的"文献/市场"内容（guideline 4），超时时最后才考虑压缩</w:t>
+      </w:r>
+      <w:r>
+        <w:rPr>
+          <w:rFonts w:ascii="Aptos" w:hAnsi="Aptos" w:eastAsia="Microsoft YaHei"/>
+          <w:sz w:val="22"/>
+          <w:szCs w:val="22"/>
+          <w:color w:val="1A2B3C"/>
+        </w:rPr>
+        <w:t>；P8 的风险模型那句是可选内容，优先砍。</w:t>
+      </w:r>
+    </w:p>
+    <w:p>
+      <w:pPr>
+        <w:spacing w:before="0" w:after="120" w:line="300" w:lineRule="auto"/>
+        <w:ind w:left="140" w:right="0" w:hanging="0"/>
+      </w:pPr>
+      <w:r>
+        <w:rPr>
+          <w:rFonts w:ascii="Aptos" w:hAnsi="Aptos" w:eastAsia="Microsoft YaHei"/>
+          <w:sz w:val="22"/>
+          <w:szCs w:val="22"/>
+          <w:color w:val="1A2B3C"/>
+          <w:b/>
+          <w:bCs/>
+        </w:rPr>
+        <w:t>上台前必读第 1 条：四人口径必须一致</w:t>
+      </w:r>
+      <w:r>
+        <w:rPr>
+          <w:rFonts w:ascii="Aptos" w:hAnsi="Aptos" w:eastAsia="Microsoft YaHei"/>
+          <w:sz w:val="22"/>
+          <w:szCs w:val="22"/>
+          <w:color w:val="1A2B3C"/>
+        </w:rPr>
+        <w:t>（完整清单见文末「口径速查」）。</w:t>
       </w:r>
     </w:p>
     <w:p>
@@ -839,7 +1096,7 @@
           <w:szCs w:val="32"/>
           <w:color w:val="1A2B3C"/>
         </w:rPr>
-        <w:t>PART A · Xu Wenzhe — 封面 · 问题 · 缺口（2:30）</w:t>
+        <w:t>PART A · Xu Wenzhe — 封面 · 问题 · 缺口（1:35）</w:t>
       </w:r>
     </w:p>
     <w:p>
@@ -861,7 +1118,7 @@
           <w:b/>
           <w:bCs/>
         </w:rPr>
-        <w:t>**P1 封面**（20 秒）</w:t>
+        <w:t>**P1 封面**（30 秒）</w:t>
       </w:r>
     </w:p>
     <w:p>
@@ -876,27 +1133,27 @@
           <w:szCs w:val="22"/>
           <w:color w:val="1A2B3C"/>
         </w:rPr>
-        <w:t xml:space="preserve">Good morning. We are Project Group 52, and our project is </w:t>
-      </w:r>
-      <w:r>
-        <w:rPr>
-          <w:rFonts w:ascii="Aptos" w:hAnsi="Aptos" w:eastAsia="Microsoft YaHei"/>
-          <w:sz w:val="22"/>
-          <w:szCs w:val="22"/>
-          <w:color w:val="1A2B3C"/>
-          <w:b/>
-          <w:bCs/>
-        </w:rPr>
-        <w:t>PharmaColdOps</w:t>
-      </w:r>
-      <w:r>
-        <w:rPr>
-          <w:rFonts w:ascii="Aptos" w:hAnsi="Aptos" w:eastAsia="Microsoft YaHei"/>
-          <w:sz w:val="22"/>
-          <w:szCs w:val="22"/>
-          <w:color w:val="1A2B3C"/>
-        </w:rPr>
-        <w:t xml:space="preserve"> — decision support for cold-chain pharmaceutical excursions and the delivery re-planning that follows. I'm Xu Wenzhe; I own the rule engine, the regulatory evidence and the evaluation. Each of us will take one part: I'll set up the problem, Jianyu the approach, Lepeng what is built, and Ziyi the numbers.</w:t>
+        <w:t xml:space="preserve">Good morning. We are </w:t>
+      </w:r>
+      <w:r>
+        <w:rPr>
+          <w:rFonts w:ascii="Aptos" w:hAnsi="Aptos" w:eastAsia="Microsoft YaHei"/>
+          <w:sz w:val="22"/>
+          <w:szCs w:val="22"/>
+          <w:color w:val="1A2B3C"/>
+          <w:b/>
+          <w:bCs/>
+        </w:rPr>
+        <w:t>Project Group 41</w:t>
+      </w:r>
+      <w:r>
+        <w:rPr>
+          <w:rFonts w:ascii="Aptos" w:hAnsi="Aptos" w:eastAsia="Microsoft YaHei"/>
+          <w:sz w:val="22"/>
+          <w:szCs w:val="22"/>
+          <w:color w:val="1A2B3C"/>
+        </w:rPr>
+        <w:t xml:space="preserve"> — Xu Wenzhe, Zhu Jianyu, Wang Lepeng and Shen Ziyi, student IDs A0328771W, A0353769L, A0357864L and A0350940J. I'm Xu Wenzhe; I own the rule engine, the regulatory evidence and the evaluation. Each of us will take one part: I'll set up the problem, Jianyu the approach, Lepeng what is built, and Ziyi the numbers. Our goal is one running prototype that closes the loop from a temperature event to a disposition, a reshipment order, a route and the cited evidence.</w:t>
       </w:r>
     </w:p>
     <w:p>
@@ -918,7 +1175,7 @@
           <w:b/>
           <w:bCs/>
         </w:rPr>
-        <w:t>**P2 问题**（50 秒）</w:t>
+        <w:t>**P2 问题**（40 秒）</w:t>
       </w:r>
     </w:p>
     <w:p>
@@ -933,7 +1190,7 @@
           <w:szCs w:val="22"/>
           <w:color w:val="1A2B3C"/>
         </w:rPr>
-        <w:t xml:space="preserve">A temperature deviation in transport or storage can compromise a batch of vaccines or biologics. Four outcomes are possible — </w:t>
+        <w:t xml:space="preserve">A temperature deviation in transport or storage can compromise a batch. Four outcomes are possible — </w:t>
       </w:r>
       <w:r>
         <w:rPr>
@@ -973,7 +1230,7 @@
           <w:szCs w:val="22"/>
           <w:color w:val="1A2B3C"/>
         </w:rPr>
-        <w:t>; they record the deviation but do not decide what happens to the batch. The reasoning behind a decision is rarely written down in a form anyone can re-check.</w:t>
+        <w:t>; they record the deviation but do not decide what happens to the batch, and the reasoning is rarely written down in a form anyone can re-check.</w:t>
       </w:r>
     </w:p>
     <w:p>
@@ -995,7 +1252,7 @@
           <w:b/>
           <w:bCs/>
         </w:rPr>
-        <w:t>**P3 现有工具的缺口**（60 秒）</w:t>
+        <w:t>**P3 现有工具的缺口**（50 秒）</w:t>
       </w:r>
     </w:p>
     <w:p>
@@ -1110,7 +1367,7 @@
           <w:szCs w:val="32"/>
           <w:color w:val="1A2B3C"/>
         </w:rPr>
-        <w:t>PART B · Zhu Jianyu — 方案 · 定位（2:30）</w:t>
+        <w:t>PART B · Zhu Jianyu — 方案 · 定位（1:45）</w:t>
       </w:r>
     </w:p>
     <w:p>
@@ -1158,7 +1415,7 @@
           <w:b/>
           <w:bCs/>
         </w:rPr>
-        <w:t>**P4 方案**（75 秒）</w:t>
+        <w:t>**P4 方案**（70 秒）</w:t>
       </w:r>
     </w:p>
     <w:p>
@@ -1248,7 +1505,7 @@
           <w:szCs w:val="22"/>
           <w:color w:val="1A2B3C"/>
         </w:rPr>
-        <w:t xml:space="preserve">One honest note: the rule engine is the </w:t>
+        <w:t xml:space="preserve">The rule engine is the </w:t>
       </w:r>
       <w:r>
         <w:rPr>
@@ -1268,7 +1525,7 @@
           <w:szCs w:val="22"/>
           <w:color w:val="1A2B3C"/>
         </w:rPr>
-        <w:t xml:space="preserve"> of the online recommendation. ML scores never enter the decision API — a quality decision has to be inspectable.</w:t>
+        <w:t xml:space="preserve"> of the online recommendation: ML scores stay out of the decision API, because a quality decision has to be inspectable.</w:t>
       </w:r>
     </w:p>
     <w:p>
@@ -1290,7 +1547,7 @@
           <w:b/>
           <w:bCs/>
         </w:rPr>
-        <w:t>**P5 定位**（75 秒）</w:t>
+        <w:t>**P5 定位**（65 秒）</w:t>
       </w:r>
     </w:p>
     <w:p>
@@ -1305,7 +1562,7 @@
           <w:szCs w:val="22"/>
           <w:color w:val="1A2B3C"/>
         </w:rPr>
-        <w:t xml:space="preserve">Where does that sit? Commercial platforms already monitor temperature and automate parts of the quality process — for example, stability-profile-based release automation exists. We build on published foundations rather than inventing them: </w:t>
+        <w:t xml:space="preserve">Where does that sit? Commercial platforms already monitor temperature and automate parts of the quality process — for example Controlant's Product Stability Automation sets release status from a product's stability profile. We do not claim to be first, and where we cannot verify a vendor's capability we record it as unknown rather than assuming it away. We build on published foundations rather than inventing them: </w:t>
       </w:r>
       <w:r>
         <w:rPr>
@@ -1360,7 +1617,7 @@
           <w:szCs w:val="22"/>
           <w:color w:val="1A2B3C"/>
         </w:rPr>
-        <w:t>: temperature event → disposition → replacement order → route → cited evidence, in one evaluable prototype. And where we cannot verify a competitor's capability, we record it as unknown rather than assuming it away.</w:t>
+        <w:t>: temperature event → disposition → replacement order → route → cited evidence, in one evaluable prototype. The demand we target is the quality lead who has to sign a deviation off, the dispatcher who has to re-plan, and the auditor who has to rebuild the decision afterwards.</w:t>
       </w:r>
     </w:p>
     <w:p>
@@ -1380,7 +1637,7 @@
           <w:szCs w:val="32"/>
           <w:color w:val="1A2B3C"/>
         </w:rPr>
-        <w:t>PART C · Wang Lepeng — 数据 · 已实现（2:30）</w:t>
+        <w:t>PART C · Wang Lepeng — 数据 · 已实现（2:10）</w:t>
       </w:r>
     </w:p>
     <w:p>
@@ -1406,7 +1663,18 @@
           <w:szCs w:val="22"/>
           <w:color w:val="1A2B3C"/>
         </w:rPr>
-        <w:t>：Thanks, Jianyu. I'm Wang Lepeng — delivery optimisation, and I'll cover the data and what actually runs today.</w:t>
+        <w:t xml:space="preserve">：Thanks, Jianyu. I'm Wang Lepeng — delivery optimisation, and I'll cover the data and what actually runs today. </w:t>
+      </w:r>
+      <w:r>
+        <w:rPr>
+          <w:rFonts w:ascii="Aptos" w:hAnsi="Aptos" w:eastAsia="Microsoft YaHei"/>
+          <w:sz w:val="22"/>
+          <w:szCs w:val="22"/>
+          <w:color w:val="1A2B3C"/>
+          <w:i/>
+          <w:iCs/>
+        </w:rPr>
+        <w:t>(先报自己负责的模块)</w:t>
       </w:r>
     </w:p>
     <w:p>
@@ -1428,7 +1696,7 @@
           <w:b/>
           <w:bCs/>
         </w:rPr>
-        <w:t>**P6 数据**（55 秒）</w:t>
+        <w:t>**P6 数据**（45 秒）</w:t>
       </w:r>
     </w:p>
     <w:p>
@@ -1503,7 +1771,7 @@
           <w:szCs w:val="22"/>
           <w:color w:val="1A2B3C"/>
         </w:rPr>
-        <w:t>. On top of that we have six published Solomon instances and a real OpenStreetMap network for Singapore.</w:t>
+        <w:t>. Each one is only used for its own task, and its nature is disclosed on the slide. On top of that we have six published Solomon instances and a real OpenStreetMap network for Singapore.</w:t>
       </w:r>
     </w:p>
     <w:p>
@@ -1518,7 +1786,47 @@
           <w:szCs w:val="22"/>
           <w:color w:val="1A2B3C"/>
         </w:rPr>
-        <w:t xml:space="preserve">The regulatory layer is WHO TRS 961 Annex 9, EU GDP, ICH and CDC. And the thresholds in our configuration are </w:t>
+        <w:t xml:space="preserve">The regulatory layer separates two things: </w:t>
+      </w:r>
+      <w:r>
+        <w:rPr>
+          <w:rFonts w:ascii="Aptos" w:hAnsi="Aptos" w:eastAsia="Microsoft YaHei"/>
+          <w:sz w:val="22"/>
+          <w:szCs w:val="22"/>
+          <w:color w:val="1A2B3C"/>
+          <w:b/>
+          <w:bCs/>
+        </w:rPr>
+        <w:t>ICH stability guidance</w:t>
+      </w:r>
+      <w:r>
+        <w:rPr>
+          <w:rFonts w:ascii="Aptos" w:hAnsi="Aptos" w:eastAsia="Microsoft YaHei"/>
+          <w:sz w:val="22"/>
+          <w:szCs w:val="22"/>
+          <w:color w:val="1A2B3C"/>
+        </w:rPr>
+        <w:t xml:space="preserve"> sets the acceptable-window logic we encode, while </w:t>
+      </w:r>
+      <w:r>
+        <w:rPr>
+          <w:rFonts w:ascii="Aptos" w:hAnsi="Aptos" w:eastAsia="Microsoft YaHei"/>
+          <w:sz w:val="22"/>
+          <w:szCs w:val="22"/>
+          <w:color w:val="1A2B3C"/>
+          <w:b/>
+          <w:bCs/>
+        </w:rPr>
+        <w:t>WHO TRS 961 Annex 9, EU GDP and CDC</w:t>
+      </w:r>
+      <w:r>
+        <w:rPr>
+          <w:rFonts w:ascii="Aptos" w:hAnsi="Aptos" w:eastAsia="Microsoft YaHei"/>
+          <w:sz w:val="22"/>
+          <w:szCs w:val="22"/>
+          <w:color w:val="1A2B3C"/>
+        </w:rPr>
+        <w:t xml:space="preserve"> are procedural or transport guidance we cite as sources rather than as numbers. And the thresholds in our configuration are </w:t>
       </w:r>
       <w:r>
         <w:rPr>
@@ -1538,7 +1846,7 @@
           <w:szCs w:val="22"/>
           <w:color w:val="1A2B3C"/>
         </w:rPr>
-        <w:t>, not product-level limits — that is stated where they are defined.</w:t>
+        <w:t>, documented as such where they are defined.</w:t>
       </w:r>
     </w:p>
     <w:p>
@@ -1560,7 +1868,7 @@
           <w:b/>
           <w:bCs/>
         </w:rPr>
-        <w:t>**P7 已跑通的实现**（95 秒）</w:t>
+        <w:t>**P7 已跑通的实现**（75 秒）</w:t>
       </w:r>
     </w:p>
     <w:p>
@@ -1586,36 +1894,16 @@
           <w:b/>
           <w:bCs/>
         </w:rPr>
-        <w:t>23 HTTP endpoints</w:t>
-      </w:r>
-      <w:r>
-        <w:rPr>
-          <w:rFonts w:ascii="Aptos" w:hAnsi="Aptos" w:eastAsia="Microsoft YaHei"/>
-          <w:sz w:val="22"/>
-          <w:szCs w:val="22"/>
-          <w:color w:val="1A2B3C"/>
-        </w:rPr>
-        <w:t xml:space="preserve">, </w:t>
-      </w:r>
-      <w:r>
-        <w:rPr>
-          <w:rFonts w:ascii="Aptos" w:hAnsi="Aptos" w:eastAsia="Microsoft YaHei"/>
-          <w:sz w:val="22"/>
-          <w:szCs w:val="22"/>
-          <w:color w:val="1A2B3C"/>
-          <w:b/>
-          <w:bCs/>
-        </w:rPr>
-        <w:t>13 of them dispatch operations</w:t>
-      </w:r>
-      <w:r>
-        <w:rPr>
-          <w:rFonts w:ascii="Aptos" w:hAnsi="Aptos" w:eastAsia="Microsoft YaHei"/>
-          <w:sz w:val="22"/>
-          <w:szCs w:val="22"/>
-          <w:color w:val="1A2B3C"/>
-        </w:rPr>
-        <w:t xml:space="preserve"> — plan, confirm, depart, a simulated clock, emergency insertion, replay. There is </w:t>
+        <w:t>23 HTTP endpoints — 24 operations, 15 of them dispatch operations</w:t>
+      </w:r>
+      <w:r>
+        <w:rPr>
+          <w:rFonts w:ascii="Aptos" w:hAnsi="Aptos" w:eastAsia="Microsoft YaHei"/>
+          <w:sz w:val="22"/>
+          <w:szCs w:val="22"/>
+          <w:color w:val="1A2B3C"/>
+        </w:rPr>
+        <w:t xml:space="preserve">: plan, depart, a simulated clock, emergency insertion, replay. There is </w:t>
       </w:r>
       <w:r>
         <w:rPr>
@@ -1635,7 +1923,7 @@
           <w:szCs w:val="22"/>
           <w:color w:val="1A2B3C"/>
         </w:rPr>
-        <w:t xml:space="preserve">, bilingual with an offline mode. On disk we have </w:t>
+        <w:t xml:space="preserve">, bilingual with an offline mode. On disk: </w:t>
       </w:r>
       <w:r>
         <w:rPr>
@@ -1666,7 +1954,7 @@
           <w:b/>
           <w:bCs/>
         </w:rPr>
-        <w:t>305 test functions across 35 files</w:t>
+        <w:t>305 test functions across 34 test files</w:t>
       </w:r>
       <w:r>
         <w:rPr>
@@ -1705,7 +1993,27 @@
           <w:szCs w:val="22"/>
           <w:color w:val="1A2B3C"/>
         </w:rPr>
-        <w:t>And what is still missing is stated on the slide: cloud deployment, de-duplication of repeated closures, and a larger destination pool.</w:t>
+        <w:t xml:space="preserve">One technical challenge is worth naming: OR-Tools' default first-solution strategy constructs </w:t>
+      </w:r>
+      <w:r>
+        <w:rPr>
+          <w:rFonts w:ascii="Aptos" w:hAnsi="Aptos" w:eastAsia="Microsoft YaHei"/>
+          <w:sz w:val="22"/>
+          <w:szCs w:val="22"/>
+          <w:color w:val="1A2B3C"/>
+          <w:b/>
+          <w:bCs/>
+        </w:rPr>
+        <w:t>no feasible start</w:t>
+      </w:r>
+      <w:r>
+        <w:rPr>
+          <w:rFonts w:ascii="Aptos" w:hAnsi="Aptos" w:eastAsia="Microsoft YaHei"/>
+          <w:sz w:val="22"/>
+          <w:szCs w:val="22"/>
+          <w:color w:val="1A2B3C"/>
+        </w:rPr>
+        <w:t xml:space="preserve"> on r101/rc101, so the solver returned empty solutions at every budget — the fix was an insertion-based first solution with Guided Local Search, not a longer time limit. Still missing, as the slide says: cloud deployment, de-duplication, a larger destination pool.</w:t>
       </w:r>
     </w:p>
     <w:p>
@@ -1725,7 +2033,7 @@
           <w:szCs w:val="32"/>
           <w:color w:val="1A2B3C"/>
         </w:rPr>
-        <w:t>PART D · Shen Ziyi — 结果 · 局限 · 结论（2:30）</w:t>
+        <w:t>PART D · Shen Ziyi — 结果 · 局限 · 结论（2:40）</w:t>
       </w:r>
     </w:p>
     <w:p>
@@ -1751,7 +2059,7 @@
           <w:szCs w:val="22"/>
           <w:color w:val="1A2B3C"/>
         </w:rPr>
-        <w:t>：Thank you. I'm Shen Ziyi — knowledge graph, QA service, API and frontend. I'll give you the numbers, then what we are not claiming.</w:t>
+        <w:t>：Thank you. I'm Shen Ziyi — knowledge graph, QA service, API and frontend. I'll give the numbers, then what we are not claiming.</w:t>
       </w:r>
     </w:p>
     <w:p>
@@ -1773,7 +2081,7 @@
           <w:b/>
           <w:bCs/>
         </w:rPr>
-        <w:t>**P8 量化结果**（80 秒）</w:t>
+        <w:t>**P8 量化结果**（85 秒）</w:t>
       </w:r>
     </w:p>
     <w:p>
@@ -1788,27 +2096,47 @@
           <w:szCs w:val="22"/>
           <w:color w:val="1A2B3C"/>
         </w:rPr>
-        <w:t xml:space="preserve">Against our independently annotated gold standard, the engine agrees on </w:t>
-      </w:r>
-      <w:r>
-        <w:rPr>
-          <w:rFonts w:ascii="Aptos" w:hAnsi="Aptos" w:eastAsia="Microsoft YaHei"/>
-          <w:sz w:val="22"/>
-          <w:szCs w:val="22"/>
-          <w:color w:val="1A2B3C"/>
-          <w:b/>
-          <w:bCs/>
-        </w:rPr>
-        <w:t>54 of 57 cases — 94.7%</w:t>
-      </w:r>
-      <w:r>
-        <w:rPr>
-          <w:rFonts w:ascii="Aptos" w:hAnsi="Aptos" w:eastAsia="Microsoft YaHei"/>
-          <w:sz w:val="22"/>
-          <w:szCs w:val="22"/>
-          <w:color w:val="1A2B3C"/>
-        </w:rPr>
-        <w:t>. That is higher than the 39/57 in our submitted proposal, and the reason is that after submission we resolved rule 4's quarantine-versus-scrap ambiguity in rubric v1.1; we report both.</w:t>
+        <w:t xml:space="preserve">Let me report results the way we built them — as </w:t>
+      </w:r>
+      <w:r>
+        <w:rPr>
+          <w:rFonts w:ascii="Aptos" w:hAnsi="Aptos" w:eastAsia="Microsoft YaHei"/>
+          <w:sz w:val="22"/>
+          <w:szCs w:val="22"/>
+          <w:color w:val="1A2B3C"/>
+          <w:b/>
+          <w:bCs/>
+        </w:rPr>
+        <w:t>one loop</w:t>
+      </w:r>
+      <w:r>
+        <w:rPr>
+          <w:rFonts w:ascii="Aptos" w:hAnsi="Aptos" w:eastAsia="Microsoft YaHei"/>
+          <w:sz w:val="22"/>
+          <w:szCs w:val="22"/>
+          <w:color w:val="1A2B3C"/>
+        </w:rPr>
+        <w:t xml:space="preserve">. Everything on the left is live in the prototype: the rule engine assigns one of </w:t>
+      </w:r>
+      <w:r>
+        <w:rPr>
+          <w:rFonts w:ascii="Aptos" w:hAnsi="Aptos" w:eastAsia="Microsoft YaHei"/>
+          <w:sz w:val="22"/>
+          <w:szCs w:val="22"/>
+          <w:color w:val="1A2B3C"/>
+          <w:b/>
+          <w:bCs/>
+        </w:rPr>
+        <w:t>four dispositions</w:t>
+      </w:r>
+      <w:r>
+        <w:rPr>
+          <w:rFonts w:ascii="Aptos" w:hAnsi="Aptos" w:eastAsia="Microsoft YaHei"/>
+          <w:sz w:val="22"/>
+          <w:szCs w:val="22"/>
+          <w:color w:val="1A2B3C"/>
+        </w:rPr>
+        <w:t xml:space="preserve"> — release, quarantine, retest or scrap — and a closed case produces a reshipment order, a route over a real 19-node Singapore road network, and a graph query for the evidence, with the limits declared beside it: simulated demand, no savings claimed.</w:t>
       </w:r>
     </w:p>
     <w:p>
@@ -1823,7 +2151,67 @@
           <w:szCs w:val="22"/>
           <w:color w:val="1A2B3C"/>
         </w:rPr>
-        <w:t xml:space="preserve">Our annotators agreed with each other at </w:t>
+        <w:t xml:space="preserve">Now the loop layer by layer. The </w:t>
+      </w:r>
+      <w:r>
+        <w:rPr>
+          <w:rFonts w:ascii="Aptos" w:hAnsi="Aptos" w:eastAsia="Microsoft YaHei"/>
+          <w:sz w:val="22"/>
+          <w:szCs w:val="22"/>
+          <w:color w:val="1A2B3C"/>
+          <w:b/>
+          <w:bCs/>
+        </w:rPr>
+        <w:t>disposition layer</w:t>
+      </w:r>
+      <w:r>
+        <w:rPr>
+          <w:rFonts w:ascii="Aptos" w:hAnsi="Aptos" w:eastAsia="Microsoft YaHei"/>
+          <w:sz w:val="22"/>
+          <w:szCs w:val="22"/>
+          <w:color w:val="1A2B3C"/>
+        </w:rPr>
+        <w:t xml:space="preserve"> runs the rule engine against our own human rubric: </w:t>
+      </w:r>
+      <w:r>
+        <w:rPr>
+          <w:rFonts w:ascii="Aptos" w:hAnsi="Aptos" w:eastAsia="Microsoft YaHei"/>
+          <w:sz w:val="22"/>
+          <w:szCs w:val="22"/>
+          <w:color w:val="1A2B3C"/>
+          <w:b/>
+          <w:bCs/>
+        </w:rPr>
+        <w:t>54/57 — 94.7% agreement</w:t>
+      </w:r>
+      <w:r>
+        <w:rPr>
+          <w:rFonts w:ascii="Aptos" w:hAnsi="Aptos" w:eastAsia="Microsoft YaHei"/>
+          <w:sz w:val="22"/>
+          <w:szCs w:val="22"/>
+          <w:color w:val="1A2B3C"/>
+        </w:rPr>
+        <w:t xml:space="preserve">. I say </w:t>
+      </w:r>
+      <w:r>
+        <w:rPr>
+          <w:rFonts w:ascii="Aptos" w:hAnsi="Aptos" w:eastAsia="Microsoft YaHei"/>
+          <w:sz w:val="22"/>
+          <w:szCs w:val="22"/>
+          <w:color w:val="1A2B3C"/>
+          <w:i/>
+          <w:iCs/>
+        </w:rPr>
+        <w:t>agreement</w:t>
+      </w:r>
+      <w:r>
+        <w:rPr>
+          <w:rFonts w:ascii="Aptos" w:hAnsi="Aptos" w:eastAsia="Microsoft YaHei"/>
+          <w:sz w:val="22"/>
+          <w:szCs w:val="22"/>
+          <w:color w:val="1A2B3C"/>
+        </w:rPr>
+        <w:t xml:space="preserve">, not accuracy: it measures the engine against our annotated rubric, not field outcomes. Our annotators agreed with each other at </w:t>
       </w:r>
       <w:r>
         <w:rPr>
@@ -1843,27 +2231,67 @@
           <w:szCs w:val="22"/>
           <w:color w:val="1A2B3C"/>
         </w:rPr>
-        <w:t xml:space="preserve"> — </w:t>
-      </w:r>
-      <w:r>
-        <w:rPr>
-          <w:rFonts w:ascii="Aptos" w:hAnsi="Aptos" w:eastAsia="Microsoft YaHei"/>
-          <w:sz w:val="22"/>
-          <w:szCs w:val="22"/>
-          <w:color w:val="1A2B3C"/>
-          <w:b/>
-          <w:bCs/>
-        </w:rPr>
-        <w:t>below</w:t>
-      </w:r>
-      <w:r>
-        <w:rPr>
-          <w:rFonts w:ascii="Aptos" w:hAnsi="Aptos" w:eastAsia="Microsoft YaHei"/>
-          <w:sz w:val="22"/>
-          <w:szCs w:val="22"/>
-          <w:color w:val="1A2B3C"/>
-        </w:rPr>
-        <w:t xml:space="preserve"> our own 0.80 target, and we report it rather than re-tuning the rubric to look better. Scrap recall is 33 out of 33.</w:t>
+        <w:t xml:space="preserve">, below our 0.80 target, and we report it. The high-consequence classes are uneven: </w:t>
+      </w:r>
+      <w:r>
+        <w:rPr>
+          <w:rFonts w:ascii="Aptos" w:hAnsi="Aptos" w:eastAsia="Microsoft YaHei"/>
+          <w:sz w:val="22"/>
+          <w:szCs w:val="22"/>
+          <w:color w:val="1A2B3C"/>
+          <w:b/>
+          <w:bCs/>
+        </w:rPr>
+        <w:t>scrap recall 33 of 33, quarantine 0 of 3</w:t>
+      </w:r>
+      <w:r>
+        <w:rPr>
+          <w:rFonts w:ascii="Aptos" w:hAnsi="Aptos" w:eastAsia="Microsoft YaHei"/>
+          <w:sz w:val="22"/>
+          <w:szCs w:val="22"/>
+          <w:color w:val="1A2B3C"/>
+        </w:rPr>
+        <w:t xml:space="preserve"> — only 3 gold cases, all inside the 3 remaining differences, flagged as gold-side to review rather than tuning the engine to fit them. That is why the submitted proposal says 39/57 and this slide says 54/57: rubric v1.1 resolved rule 4's quarantine-versus-scrap ambiguity, clearing </w:t>
+      </w:r>
+      <w:r>
+        <w:rPr>
+          <w:rFonts w:ascii="Aptos" w:hAnsi="Aptos" w:eastAsia="Microsoft YaHei"/>
+          <w:sz w:val="22"/>
+          <w:szCs w:val="22"/>
+          <w:color w:val="1A2B3C"/>
+          <w:b/>
+          <w:bCs/>
+        </w:rPr>
+        <w:t>15</w:t>
+      </w:r>
+      <w:r>
+        <w:rPr>
+          <w:rFonts w:ascii="Aptos" w:hAnsi="Aptos" w:eastAsia="Microsoft YaHei"/>
+          <w:sz w:val="22"/>
+          <w:szCs w:val="22"/>
+          <w:color w:val="1A2B3C"/>
+        </w:rPr>
+        <w:t xml:space="preserve"> differences and leaving </w:t>
+      </w:r>
+      <w:r>
+        <w:rPr>
+          <w:rFonts w:ascii="Aptos" w:hAnsi="Aptos" w:eastAsia="Microsoft YaHei"/>
+          <w:sz w:val="22"/>
+          <w:szCs w:val="22"/>
+          <w:color w:val="1A2B3C"/>
+          <w:b/>
+          <w:bCs/>
+        </w:rPr>
+        <w:t>3</w:t>
+      </w:r>
+      <w:r>
+        <w:rPr>
+          <w:rFonts w:ascii="Aptos" w:hAnsi="Aptos" w:eastAsia="Microsoft YaHei"/>
+          <w:sz w:val="22"/>
+          <w:szCs w:val="22"/>
+          <w:color w:val="1A2B3C"/>
+        </w:rPr>
+        <w:t>.</w:t>
       </w:r>
     </w:p>
     <w:p>
@@ -1878,18 +2306,38 @@
           <w:szCs w:val="22"/>
           <w:color w:val="1A2B3C"/>
         </w:rPr>
-        <w:t xml:space="preserve">On routing: </w:t>
-      </w:r>
-      <w:r>
-        <w:rPr>
-          <w:rFonts w:ascii="Aptos" w:hAnsi="Aptos" w:eastAsia="Microsoft YaHei"/>
-          <w:sz w:val="22"/>
-          <w:szCs w:val="22"/>
-          <w:color w:val="1A2B3C"/>
-          <w:b/>
-          <w:bCs/>
-        </w:rPr>
-        <w:t>142.63 to 133.81 km, −6.19%, with no violations and no unserved orders</w:t>
+        <w:t xml:space="preserve">The </w:t>
+      </w:r>
+      <w:r>
+        <w:rPr>
+          <w:rFonts w:ascii="Aptos" w:hAnsi="Aptos" w:eastAsia="Microsoft YaHei"/>
+          <w:sz w:val="22"/>
+          <w:szCs w:val="22"/>
+          <w:color w:val="1A2B3C"/>
+          <w:b/>
+          <w:bCs/>
+        </w:rPr>
+        <w:t>route layer</w:t>
+      </w:r>
+      <w:r>
+        <w:rPr>
+          <w:rFonts w:ascii="Aptos" w:hAnsi="Aptos" w:eastAsia="Microsoft YaHei"/>
+          <w:sz w:val="22"/>
+          <w:szCs w:val="22"/>
+          <w:color w:val="1A2B3C"/>
+        </w:rPr>
+        <w:t xml:space="preserve">: </w:t>
+      </w:r>
+      <w:r>
+        <w:rPr>
+          <w:rFonts w:ascii="Aptos" w:hAnsi="Aptos" w:eastAsia="Microsoft YaHei"/>
+          <w:sz w:val="22"/>
+          <w:szCs w:val="22"/>
+          <w:color w:val="1A2B3C"/>
+          <w:b/>
+          <w:bCs/>
+        </w:rPr>
+        <w:t>142.63 to 133.81 km, −6.19% against greedy, no violations</w:t>
       </w:r>
       <w:r>
         <w:rPr>
@@ -1909,36 +2357,56 @@
           <w:b/>
           <w:bCs/>
         </w:rPr>
-        <w:t>best known solution within ten seconds</w:t>
-      </w:r>
-      <w:r>
-        <w:rPr>
-          <w:rFonts w:ascii="Aptos" w:hAnsi="Aptos" w:eastAsia="Microsoft YaHei"/>
-          <w:sz w:val="22"/>
-          <w:szCs w:val="22"/>
-          <w:color w:val="1A2B3C"/>
-        </w:rPr>
-        <w:t xml:space="preserve">. The risk model reaches F1 0.691 and ROC-AUC 0.925 — and our cause classifier's Top-1, 0.143, is </w:t>
-      </w:r>
-      <w:r>
-        <w:rPr>
-          <w:rFonts w:ascii="Aptos" w:hAnsi="Aptos" w:eastAsia="Microsoft YaHei"/>
-          <w:sz w:val="22"/>
-          <w:szCs w:val="22"/>
-          <w:color w:val="1A2B3C"/>
-          <w:b/>
-          <w:bCs/>
-        </w:rPr>
-        <w:t>below the majority baseline</w:t>
-      </w:r>
-      <w:r>
-        <w:rPr>
-          <w:rFonts w:ascii="Aptos" w:hAnsi="Aptos" w:eastAsia="Microsoft YaHei"/>
-          <w:sz w:val="22"/>
-          <w:szCs w:val="22"/>
-          <w:color w:val="1A2B3C"/>
-        </w:rPr>
-        <w:t>; we report that as a negative result rather than hiding it.</w:t>
+        <w:t>best known solution in ten seconds</w:t>
+      </w:r>
+      <w:r>
+        <w:rPr>
+          <w:rFonts w:ascii="Aptos" w:hAnsi="Aptos" w:eastAsia="Microsoft YaHei"/>
+          <w:sz w:val="22"/>
+          <w:szCs w:val="22"/>
+          <w:color w:val="1A2B3C"/>
+        </w:rPr>
+        <w:t xml:space="preserve">. The </w:t>
+      </w:r>
+      <w:r>
+        <w:rPr>
+          <w:rFonts w:ascii="Aptos" w:hAnsi="Aptos" w:eastAsia="Microsoft YaHei"/>
+          <w:sz w:val="22"/>
+          <w:szCs w:val="22"/>
+          <w:color w:val="1A2B3C"/>
+          <w:b/>
+          <w:bCs/>
+        </w:rPr>
+        <w:t>risk layer</w:t>
+      </w:r>
+      <w:r>
+        <w:rPr>
+          <w:rFonts w:ascii="Aptos" w:hAnsi="Aptos" w:eastAsia="Microsoft YaHei"/>
+          <w:sz w:val="22"/>
+          <w:szCs w:val="22"/>
+          <w:color w:val="1A2B3C"/>
+        </w:rPr>
+        <w:t xml:space="preserve"> stays offline: F1 0.691 and ROC-AUC 0.925, while the cause classifier's Top-1, 0.143, sits </w:t>
+      </w:r>
+      <w:r>
+        <w:rPr>
+          <w:rFonts w:ascii="Aptos" w:hAnsi="Aptos" w:eastAsia="Microsoft YaHei"/>
+          <w:sz w:val="22"/>
+          <w:szCs w:val="22"/>
+          <w:color w:val="1A2B3C"/>
+          <w:b/>
+          <w:bCs/>
+        </w:rPr>
+        <w:t>below the majority baseline 0.161</w:t>
+      </w:r>
+      <w:r>
+        <w:rPr>
+          <w:rFonts w:ascii="Aptos" w:hAnsi="Aptos" w:eastAsia="Microsoft YaHei"/>
+          <w:sz w:val="22"/>
+          <w:szCs w:val="22"/>
+          <w:color w:val="1A2B3C"/>
+        </w:rPr>
+        <w:t xml:space="preserve"> — reported as a negative result.</w:t>
       </w:r>
     </w:p>
     <w:p>
@@ -1960,7 +2428,7 @@
           <w:b/>
           <w:bCs/>
         </w:rPr>
-        <w:t>**P9 局限与分工**（45 秒）</w:t>
+        <w:t>**P9 局限与分工**（40 秒）</w:t>
       </w:r>
     </w:p>
     <w:p>
@@ -1975,7 +2443,22 @@
           <w:szCs w:val="22"/>
           <w:color w:val="1A2B3C"/>
         </w:rPr>
-        <w:t>What we are not claiming: annotator agreement below target, a cause classifier that does not beat the baseline, suspected-synthetic data, and prototype thresholds. Each has a mitigation on the slide. The four of us own rules and evidence, data and models, optimisation, and graph/QA/frontend — with cross-review, which is why the repository shows more than one author per module.</w:t>
+        <w:t>Not claimed: annotator agreement below target, quarantine recall of 0 out of 3, a cause classifier below the baseline, suspected-synthetic data, and prototype thresholds. Each has a next step: re-rate on newly added independent cases rather than tuning to the same gold, multi-fold risk experiments, and keeping the low-temperature evidence gap open instead of guessing it closed.</w:t>
+      </w:r>
+    </w:p>
+    <w:p>
+      <w:pPr>
+        <w:spacing w:before="0" w:after="120" w:line="300" w:lineRule="auto"/>
+        <w:ind w:left="140" w:right="0" w:hanging="0"/>
+      </w:pPr>
+      <w:r>
+        <w:rPr>
+          <w:rFonts w:ascii="Aptos" w:hAnsi="Aptos" w:eastAsia="Microsoft YaHei"/>
+          <w:sz w:val="22"/>
+          <w:szCs w:val="22"/>
+          <w:color w:val="1A2B3C"/>
+        </w:rPr>
+        <w:t>The four of us own rules and evidence, data and models, optimisation, and graph/QA/frontend — with cross-review, which is why the repository shows more than one author per module.</w:t>
       </w:r>
     </w:p>
     <w:p>
@@ -1997,7 +2480,7 @@
           <w:b/>
           <w:bCs/>
         </w:rPr>
-        <w:t>**P10 结论**（45 秒）</w:t>
+        <w:t>**P10 结论**（35 秒）</w:t>
       </w:r>
     </w:p>
     <w:p>
@@ -2012,7 +2495,7 @@
           <w:szCs w:val="22"/>
           <w:color w:val="1A2B3C"/>
         </w:rPr>
-        <w:t xml:space="preserve">To close: the reasoning path exists, and it carries its own critique. We cover </w:t>
+        <w:t xml:space="preserve">To close: the reasoning path exists, and we cover </w:t>
       </w:r>
       <w:r>
         <w:rPr>
@@ -2032,7 +2515,7 @@
           <w:szCs w:val="22"/>
           <w:color w:val="1A2B3C"/>
         </w:rPr>
-        <w:t xml:space="preserve"> against a requirement of three. By 25 October we deliver the integrated minimal loop with its failure states, a clean-environment reproduction, and the two videos.</w:t>
+        <w:t xml:space="preserve"> against a requirement of three. By 25 October we deliver the integrated loop with its failure states, a clean-environment reproduction, and the two videos; our AI-use statement is in the proposal appendix.</w:t>
       </w:r>
     </w:p>
     <w:p>
@@ -2047,7 +2530,7 @@
           <w:szCs w:val="22"/>
           <w:color w:val="1A2B3C"/>
         </w:rPr>
-        <w:t xml:space="preserve">And one boundary we hold: this prototype does </w:t>
+        <w:t xml:space="preserve">One boundary: this prototype does </w:t>
       </w:r>
       <w:r>
         <w:rPr>
@@ -2087,7 +2570,7 @@
           <w:szCs w:val="22"/>
           <w:color w:val="1A2B3C"/>
         </w:rPr>
-        <w:t xml:space="preserve"> authorise real product release, destruction or transport. Thank you — we are happy to take questions. </w:t>
+        <w:t xml:space="preserve"> authorise real release, destruction or transport. Thank you — we are happy to take questions. </w:t>
       </w:r>
       <w:r>
         <w:rPr>
@@ -2332,7 +2815,7 @@
           <w:szCs w:val="21"/>
           <w:color w:val="1A2B3C"/>
         </w:rPr>
-        <w:t>：23 端点（13 个调度）、25 条归档案例、56 条调度作业、305 个测试。（§9 ＋ 实测）</w:t>
+        <w:t>：23 条 API 路径／24 个操作（dispatch 15 路径／16 操作）、25 条归档案例、56 条调度作业、305 个测试函数分布在 34 个测试文件。（§9 ＋ 2026-09-28 实测）</w:t>
       </w:r>
     </w:p>
     <w:p>
@@ -2505,7 +2988,18 @@
           <w:szCs w:val="21"/>
           <w:color w:val="1A2B3C"/>
         </w:rPr>
-        <w:t>，rubric、引擎与冻结测试同批更新，差异从 18 条降到 3 条；低温条证据缺口仍开放。两个数字与版本都报告。（§6.2、§8.3）</w:t>
+        <w:t>，rubric、引擎与冻结测试同批更新，差异从 15 条降到 3 条（S034/S035/S052）；残留 3 条 gold 侧均为隔离、引擎分别给放行／放行／复检，低温条证据缺口仍开放。</w:t>
+      </w:r>
+      <w:r>
+        <w:rPr>
+          <w:rFonts w:ascii="Aptos" w:hAnsi="Aptos" w:eastAsia="Microsoft YaHei"/>
+          <w:sz w:val="21"/>
+          <w:szCs w:val="21"/>
+          <w:color w:val="1A2B3C"/>
+          <w:b/>
+          <w:bCs/>
+        </w:rPr>
+        <w:t>两个数字与两个版本都报告。</w:t>
       </w:r>
     </w:p>
     <w:p>
@@ -2521,16 +3015,16 @@
           <w:b/>
           <w:bCs/>
         </w:rPr>
-        <w:t>Q8「前端能演示吗？」</w:t>
-      </w:r>
-      <w:r>
-        <w:rPr>
-          <w:rFonts w:ascii="Aptos" w:hAnsi="Aptos" w:eastAsia="Microsoft YaHei"/>
-          <w:sz w:val="21"/>
-          <w:szCs w:val="21"/>
-          <w:color w:val="1A2B3C"/>
-        </w:rPr>
-        <w:t>（D）</w:t>
+        <w:t>Q9「市面上已经有 Controlant 这类平台，你们差在哪？」</w:t>
+      </w:r>
+      <w:r>
+        <w:rPr>
+          <w:rFonts w:ascii="Aptos" w:hAnsi="Aptos" w:eastAsia="Microsoft YaHei"/>
+          <w:sz w:val="21"/>
+          <w:szCs w:val="21"/>
+          <w:color w:val="1A2B3C"/>
+        </w:rPr>
+        <w:t>（B）</w:t>
       </w:r>
     </w:p>
     <w:p>
@@ -2544,7 +3038,66 @@
           <w:szCs w:val="21"/>
           <w:color w:val="1A2B3C"/>
         </w:rPr>
-        <w:t xml:space="preserve">可以，按这个顺序：起后端 → 开 </w:t>
+        <w:t>不声称首创。商业产品已做温度监控与部分质量流程自动化（提案 §3.3 举了 Controlant 的 Product Stability Automation，按稳定性档案定放行状态）；我们的增量是</w:t>
+      </w:r>
+      <w:r>
+        <w:rPr>
+          <w:rFonts w:ascii="Aptos" w:hAnsi="Aptos" w:eastAsia="Microsoft YaHei"/>
+          <w:sz w:val="21"/>
+          <w:szCs w:val="21"/>
+          <w:color w:val="1A2B3C"/>
+          <w:b/>
+          <w:bCs/>
+        </w:rPr>
+        <w:t>同一案件内</w:t>
+      </w:r>
+      <w:r>
+        <w:rPr>
+          <w:rFonts w:ascii="Aptos" w:hAnsi="Aptos" w:eastAsia="Microsoft YaHei"/>
+          <w:sz w:val="21"/>
+          <w:szCs w:val="21"/>
+          <w:color w:val="1A2B3C"/>
+        </w:rPr>
+        <w:t>处置→补发单→路线→法规证据的可检查链条，以及可复现的离线评估。未核实的竞品能力记为 unknown，不当作「它做不到」。（§3.3）</w:t>
+      </w:r>
+    </w:p>
+    <w:p>
+      <w:pPr>
+        <w:spacing w:before="0" w:after="40" w:line="276" w:lineRule="auto"/>
+      </w:pPr>
+      <w:r>
+        <w:rPr>
+          <w:rFonts w:ascii="Aptos" w:hAnsi="Aptos" w:eastAsia="Microsoft YaHei"/>
+          <w:sz w:val="21"/>
+          <w:szCs w:val="21"/>
+          <w:color w:val="1A2B3C"/>
+          <w:b/>
+          <w:bCs/>
+        </w:rPr>
+        <w:t>Q10「求解器到底怎么配的？是 CP-SAT 吗？」</w:t>
+      </w:r>
+      <w:r>
+        <w:rPr>
+          <w:rFonts w:ascii="Aptos" w:hAnsi="Aptos" w:eastAsia="Microsoft YaHei"/>
+          <w:sz w:val="21"/>
+          <w:szCs w:val="21"/>
+          <w:color w:val="1A2B3C"/>
+        </w:rPr>
+        <w:t>（C）</w:t>
+      </w:r>
+    </w:p>
+    <w:p>
+      <w:pPr>
+        <w:spacing w:before="0" w:after="40" w:line="276" w:lineRule="auto"/>
+      </w:pPr>
+      <w:r>
+        <w:rPr>
+          <w:rFonts w:ascii="Aptos" w:hAnsi="Aptos" w:eastAsia="Microsoft YaHei"/>
+          <w:sz w:val="21"/>
+          <w:szCs w:val="21"/>
+          <w:color w:val="1A2B3C"/>
+        </w:rPr>
+        <w:t>不是 CP-SAT。</w:t>
       </w:r>
       <w:r>
         <w:rPr>
@@ -2553,16 +3106,16 @@
           <w:szCs w:val="19"/>
           <w:color w:val="334155"/>
         </w:rPr>
-        <w:t>?api=</w:t>
-      </w:r>
-      <w:r>
-        <w:rPr>
-          <w:rFonts w:ascii="Aptos" w:hAnsi="Aptos" w:eastAsia="Microsoft YaHei"/>
-          <w:sz w:val="21"/>
-          <w:szCs w:val="21"/>
-          <w:color w:val="1A2B3C"/>
-        </w:rPr>
-        <w:t xml:space="preserve"> → 从已结案案例点开决策沙盒 → 生成今日批次并确认（确认即自动发车）→ 预览分支候选（哪辆车顺路、加几站、几点到）→ 提交进实时作业（预留库存＋分配车辆）→ 地图看模拟时钟推进。已知未完成：结案表单未传异常地点、重复结案未去重、候选目的地池待扩充。（</w:t>
+        <w:t>RoutingModel</w:t>
+      </w:r>
+      <w:r>
+        <w:rPr>
+          <w:rFonts w:ascii="Aptos" w:hAnsi="Aptos" w:eastAsia="Microsoft YaHei"/>
+          <w:sz w:val="21"/>
+          <w:szCs w:val="21"/>
+          <w:color w:val="1A2B3C"/>
+        </w:rPr>
+        <w:t xml:space="preserve"> + </w:t>
       </w:r>
       <w:r>
         <w:rPr>
@@ -2571,274 +3124,36 @@
           <w:szCs w:val="19"/>
           <w:color w:val="334155"/>
         </w:rPr>
-        <w:t>docs/前端与提案一致性核查.md</w:t>
-      </w:r>
-      <w:r>
-        <w:rPr>
-          <w:rFonts w:ascii="Aptos" w:hAnsi="Aptos" w:eastAsia="Microsoft YaHei"/>
-          <w:sz w:val="21"/>
-          <w:szCs w:val="21"/>
-          <w:color w:val="1A2B3C"/>
-        </w:rPr>
-        <w:t>）</w:t>
-      </w:r>
-    </w:p>
-    <w:p>
-      <w:pPr>
-        <w:keepNext/>
-        <w:spacing w:before="180" w:after="100" w:line="288" w:lineRule="auto"/>
-      </w:pPr>
-      <w:r>
-        <w:rPr>
-          <w:rFonts w:ascii="Aptos" w:hAnsi="Aptos" w:eastAsia="Microsoft YaHei"/>
-          <w:sz w:val="25"/>
-          <w:szCs w:val="25"/>
-          <w:color w:val="0D9488"/>
-          <w:b/>
-          <w:bCs/>
-        </w:rPr>
-        <w:t>时间不够时的删减顺序（按此顺序砍）</w:t>
-      </w:r>
-    </w:p>
-    <w:p>
-      <w:pPr>
-        <w:spacing w:before="0" w:after="60" w:line="276" w:lineRule="auto"/>
-        <w:ind w:left="340" w:right="0" w:hanging="180"/>
-      </w:pPr>
-      <w:r>
-        <w:rPr>
-          <w:rFonts w:ascii="Aptos" w:hAnsi="Aptos" w:eastAsia="Microsoft YaHei"/>
-          <w:sz w:val="21"/>
-          <w:szCs w:val="21"/>
-          <w:color w:val="1A2B3C"/>
-          <w:b/>
-          <w:bCs/>
-        </w:rPr>
-        <w:t>P5 的第二个要点</w:t>
-      </w:r>
-      <w:r>
-        <w:rPr>
-          <w:rFonts w:ascii="Aptos" w:hAnsi="Aptos" w:eastAsia="Microsoft YaHei"/>
-          <w:sz w:val="21"/>
-          <w:szCs w:val="21"/>
-          <w:color w:val="1A2B3C"/>
-        </w:rPr>
-        <w:t>（学术界借鉴那半句）→ 省 ~15 秒</w:t>
-      </w:r>
-    </w:p>
-    <w:p>
-      <w:pPr>
-        <w:spacing w:before="0" w:after="60" w:line="276" w:lineRule="auto"/>
-        <w:ind w:left="340" w:right="0" w:hanging="180"/>
-      </w:pPr>
-      <w:r>
-        <w:rPr>
-          <w:rFonts w:ascii="Aptos" w:hAnsi="Aptos" w:eastAsia="Microsoft YaHei"/>
-          <w:sz w:val="21"/>
-          <w:szCs w:val="21"/>
-          <w:color w:val="1A2B3C"/>
-          <w:b/>
-          <w:bCs/>
-        </w:rPr>
-        <w:t>P8 的风险模型那句</w:t>
-      </w:r>
-      <w:r>
-        <w:rPr>
-          <w:rFonts w:ascii="Aptos" w:hAnsi="Aptos" w:eastAsia="Microsoft YaHei"/>
-          <w:sz w:val="21"/>
-          <w:szCs w:val="21"/>
-          <w:color w:val="1A2B3C"/>
-        </w:rPr>
-        <w:t>（F1 0.691 / ROC-AUC 0.925）→ 省 ~15 秒</w:t>
-      </w:r>
-    </w:p>
-    <w:p>
-      <w:pPr>
-        <w:spacing w:before="0" w:after="60" w:line="276" w:lineRule="auto"/>
-        <w:ind w:left="340" w:right="0" w:hanging="180"/>
-      </w:pPr>
-      <w:r>
-        <w:rPr>
-          <w:rFonts w:ascii="Aptos" w:hAnsi="Aptos" w:eastAsia="Microsoft YaHei"/>
-          <w:sz w:val="21"/>
-          <w:szCs w:val="21"/>
-          <w:color w:val="1A2B3C"/>
-          <w:b/>
-          <w:bCs/>
-        </w:rPr>
-        <w:t>P3 的第三个缺口</w:t>
-      </w:r>
-      <w:r>
-        <w:rPr>
-          <w:rFonts w:ascii="Aptos" w:hAnsi="Aptos" w:eastAsia="Microsoft YaHei"/>
-          <w:sz w:val="21"/>
-          <w:szCs w:val="21"/>
-          <w:color w:val="1A2B3C"/>
-        </w:rPr>
-        <w:t>（unverifiable）→ 省 ~20 秒，但这是我们的定位核心，</w:t>
-      </w:r>
-      <w:r>
-        <w:rPr>
-          <w:rFonts w:ascii="Aptos" w:hAnsi="Aptos" w:eastAsia="Microsoft YaHei"/>
-          <w:sz w:val="21"/>
-          <w:szCs w:val="21"/>
-          <w:color w:val="1A2B3C"/>
-          <w:b/>
-          <w:bCs/>
-        </w:rPr>
-        <w:t>尽量别砍</w:t>
-      </w:r>
-    </w:p>
-    <w:p>
-      <w:pPr>
-        <w:spacing w:before="0" w:after="60" w:line="276" w:lineRule="auto"/>
-        <w:ind w:left="340" w:right="0" w:hanging="180"/>
-      </w:pPr>
-      <w:r>
-        <w:rPr>
-          <w:rFonts w:ascii="Aptos" w:hAnsi="Aptos" w:eastAsia="Microsoft YaHei"/>
-          <w:sz w:val="21"/>
-          <w:szCs w:val="21"/>
-          <w:color w:val="1A2B3C"/>
-        </w:rPr>
-        <w:t>若</w:t>
-      </w:r>
-      <w:r>
-        <w:rPr>
-          <w:rFonts w:ascii="Aptos" w:hAnsi="Aptos" w:eastAsia="Microsoft YaHei"/>
-          <w:sz w:val="21"/>
-          <w:szCs w:val="21"/>
-          <w:color w:val="1A2B3C"/>
-          <w:b/>
-          <w:bCs/>
-        </w:rPr>
-        <w:t>严重</w:t>
-      </w:r>
-      <w:r>
-        <w:rPr>
-          <w:rFonts w:ascii="Aptos" w:hAnsi="Aptos" w:eastAsia="Microsoft YaHei"/>
-          <w:sz w:val="21"/>
-          <w:szCs w:val="21"/>
-          <w:color w:val="1A2B3C"/>
-        </w:rPr>
-        <w:t>超时：把 P6 数据页并入口头一句「数据是公开的、性质已披露」，整页跳过 → 省 ~55 秒</w:t>
-      </w:r>
-    </w:p>
-    <w:p>
-      <w:pPr>
-        <w:keepNext/>
-        <w:spacing w:before="180" w:after="100" w:line="288" w:lineRule="auto"/>
-      </w:pPr>
-      <w:r>
-        <w:rPr>
-          <w:rFonts w:ascii="Aptos" w:hAnsi="Aptos" w:eastAsia="Microsoft YaHei"/>
-          <w:sz w:val="25"/>
-          <w:szCs w:val="25"/>
-          <w:color w:val="0D9488"/>
-          <w:b/>
-          <w:bCs/>
-        </w:rPr>
-        <w:t>走位与现场</w:t>
-      </w:r>
-    </w:p>
-    <w:p>
-      <w:pPr>
-        <w:spacing w:before="0" w:after="60" w:line="276" w:lineRule="auto"/>
-        <w:ind w:left="340" w:right="0" w:hanging="180"/>
-      </w:pPr>
-      <w:r>
-        <w:rPr>
-          <w:rFonts w:ascii="Aptos" w:hAnsi="Aptos" w:eastAsia="Microsoft YaHei"/>
-          <w:sz w:val="21"/>
-          <w:szCs w:val="21"/>
-          <w:color w:val="1A2B3C"/>
-        </w:rPr>
-        <w:t>每人上台先站定、报姓名与负责模块，再切页；交接说一句「我把接下来的…交给 X」。</w:t>
-      </w:r>
-    </w:p>
-    <w:p>
-      <w:pPr>
-        <w:spacing w:before="0" w:after="60" w:line="276" w:lineRule="auto"/>
-        <w:ind w:left="340" w:right="0" w:hanging="180"/>
-      </w:pPr>
-      <w:r>
-        <w:rPr>
-          <w:rFonts w:ascii="Aptos" w:hAnsi="Aptos" w:eastAsia="Microsoft YaHei"/>
-          <w:sz w:val="21"/>
-          <w:szCs w:val="21"/>
-          <w:color w:val="1A2B3C"/>
-        </w:rPr>
-        <w:t>数字必须说出口：</w:t>
-      </w:r>
-      <w:r>
-        <w:rPr>
-          <w:rFonts w:ascii="Aptos" w:hAnsi="Aptos" w:eastAsia="Microsoft YaHei"/>
-          <w:sz w:val="21"/>
-          <w:szCs w:val="21"/>
-          <w:color w:val="1A2B3C"/>
-          <w:b/>
-          <w:bCs/>
-        </w:rPr>
-        <w:t>54/57（94.7%）、κ=0.6434、−6.19%、10 秒达最优、305 个测试</w:t>
-      </w:r>
-      <w:r>
-        <w:rPr>
-          <w:rFonts w:ascii="Aptos" w:hAnsi="Aptos" w:eastAsia="Microsoft YaHei"/>
-          <w:sz w:val="21"/>
-          <w:szCs w:val="21"/>
-          <w:color w:val="1A2B3C"/>
-        </w:rPr>
-        <w:t>。</w:t>
-      </w:r>
-    </w:p>
-    <w:p>
-      <w:pPr>
-        <w:spacing w:before="0" w:after="60" w:line="276" w:lineRule="auto"/>
-        <w:ind w:left="340" w:right="0" w:hanging="180"/>
-      </w:pPr>
-      <w:r>
-        <w:rPr>
-          <w:rFonts w:ascii="Aptos" w:hAnsi="Aptos" w:eastAsia="Microsoft YaHei"/>
-          <w:sz w:val="21"/>
-          <w:szCs w:val="21"/>
-          <w:color w:val="1A2B3C"/>
-        </w:rPr>
-        <w:t>演示环节由 D 操作，A 控时；</w:t>
-      </w:r>
-      <w:r>
-        <w:rPr>
-          <w:rFonts w:ascii="Aptos" w:hAnsi="Aptos" w:eastAsia="Microsoft YaHei"/>
-          <w:sz w:val="21"/>
-          <w:szCs w:val="21"/>
-          <w:color w:val="1A2B3C"/>
-          <w:b/>
-          <w:bCs/>
-        </w:rPr>
-        <w:t>必须带 `?api=` 且后端已起</w:t>
-      </w:r>
-      <w:r>
-        <w:rPr>
-          <w:rFonts w:ascii="Aptos" w:hAnsi="Aptos" w:eastAsia="Microsoft YaHei"/>
-          <w:sz w:val="21"/>
-          <w:szCs w:val="21"/>
-          <w:color w:val="1A2B3C"/>
-        </w:rPr>
-        <w:t>（离线模式点不开决策沙盒），Neo4j 未启则问答返回 503、前端降级为关键词回答。</w:t>
-      </w:r>
-    </w:p>
-    <w:p>
-      <w:pPr>
-        <w:spacing w:before="0" w:after="60" w:line="276" w:lineRule="auto"/>
-        <w:ind w:left="340" w:right="0" w:hanging="180"/>
-      </w:pPr>
-      <w:r>
-        <w:rPr>
-          <w:rFonts w:ascii="Aptos" w:hAnsi="Aptos" w:eastAsia="Microsoft YaHei"/>
-          <w:sz w:val="21"/>
-          <w:szCs w:val="21"/>
-          <w:color w:val="1A2B3C"/>
-        </w:rPr>
-        <w:t xml:space="preserve">地图底图建议先跑 </w:t>
+        <w:t>GUIDED_LOCAL_SEARCH</w:t>
+      </w:r>
+      <w:r>
+        <w:rPr>
+          <w:rFonts w:ascii="Aptos" w:hAnsi="Aptos" w:eastAsia="Microsoft YaHei"/>
+          <w:sz w:val="21"/>
+          <w:szCs w:val="21"/>
+          <w:color w:val="1A2B3C"/>
+        </w:rPr>
+        <w:t xml:space="preserve">；报出的 Solomon／新加坡结果用的是 </w:t>
+      </w:r>
+      <w:r>
+        <w:rPr>
+          <w:rFonts w:ascii="Aptos" w:hAnsi="Aptos" w:eastAsia="Microsoft YaHei"/>
+          <w:sz w:val="21"/>
+          <w:szCs w:val="21"/>
+          <w:color w:val="1A2B3C"/>
+          <w:b/>
+          <w:bCs/>
+        </w:rPr>
+        <w:t>`PARALLEL_CHEAPEST_INSERTION` 首解</w:t>
+      </w:r>
+      <w:r>
+        <w:rPr>
+          <w:rFonts w:ascii="Aptos" w:hAnsi="Aptos" w:eastAsia="Microsoft YaHei"/>
+          <w:sz w:val="21"/>
+          <w:szCs w:val="21"/>
+          <w:color w:val="1A2B3C"/>
+        </w:rPr>
+        <w:t xml:space="preserve">——默认的 </w:t>
       </w:r>
       <w:r>
         <w:rPr>
@@ -2847,6 +3162,567 @@
           <w:szCs w:val="19"/>
           <w:color w:val="334155"/>
         </w:rPr>
+        <w:t>PATH_CHEAPEST_ARC</w:t>
+      </w:r>
+      <w:r>
+        <w:rPr>
+          <w:rFonts w:ascii="Aptos" w:hAnsi="Aptos" w:eastAsia="Microsoft YaHei"/>
+          <w:sz w:val="21"/>
+          <w:szCs w:val="21"/>
+          <w:color w:val="1A2B3C"/>
+        </w:rPr>
+        <w:t xml:space="preserve"> 在 r101/rc101 上构造不出可行首解、各时限均返回空解，这是构造失败而不是时间不足（</w:t>
+      </w:r>
+      <w:r>
+        <w:rPr>
+          <w:rFonts w:ascii="Consolas" w:hAnsi="Consolas" w:eastAsia="Consolas"/>
+          <w:sz w:val="19"/>
+          <w:szCs w:val="19"/>
+          <w:color w:val="334155"/>
+        </w:rPr>
+        <w:t>data/processed/routing_comparison.md</w:t>
+      </w:r>
+      <w:r>
+        <w:rPr>
+          <w:rFonts w:ascii="Aptos" w:hAnsi="Aptos" w:eastAsia="Microsoft YaHei"/>
+          <w:sz w:val="21"/>
+          <w:szCs w:val="21"/>
+          <w:color w:val="1A2B3C"/>
+        </w:rPr>
+        <w:t xml:space="preserve"> §口径、</w:t>
+      </w:r>
+      <w:r>
+        <w:rPr>
+          <w:rFonts w:ascii="Consolas" w:hAnsi="Consolas" w:eastAsia="Consolas"/>
+          <w:sz w:val="19"/>
+          <w:szCs w:val="19"/>
+          <w:color w:val="334155"/>
+        </w:rPr>
+        <w:t>docs/C_配送模块.md</w:t>
+      </w:r>
+      <w:r>
+        <w:rPr>
+          <w:rFonts w:ascii="Aptos" w:hAnsi="Aptos" w:eastAsia="Microsoft YaHei"/>
+          <w:sz w:val="21"/>
+          <w:szCs w:val="21"/>
+          <w:color w:val="1A2B3C"/>
+        </w:rPr>
+        <w:t xml:space="preserve"> §5 A2）。这正好是我们的「技术挑战及如何解决」。</w:t>
+      </w:r>
+    </w:p>
+    <w:p>
+      <w:pPr>
+        <w:spacing w:before="0" w:after="40" w:line="276" w:lineRule="auto"/>
+      </w:pPr>
+      <w:r>
+        <w:rPr>
+          <w:rFonts w:ascii="Aptos" w:hAnsi="Aptos" w:eastAsia="Microsoft YaHei"/>
+          <w:sz w:val="21"/>
+          <w:szCs w:val="21"/>
+          <w:color w:val="1A2B3C"/>
+          <w:b/>
+          <w:bCs/>
+        </w:rPr>
+        <w:t>Q8「前端能演示吗？」</w:t>
+      </w:r>
+      <w:r>
+        <w:rPr>
+          <w:rFonts w:ascii="Aptos" w:hAnsi="Aptos" w:eastAsia="Microsoft YaHei"/>
+          <w:sz w:val="21"/>
+          <w:szCs w:val="21"/>
+          <w:color w:val="1A2B3C"/>
+        </w:rPr>
+        <w:t>（D）</w:t>
+      </w:r>
+    </w:p>
+    <w:p>
+      <w:pPr>
+        <w:spacing w:before="0" w:after="40" w:line="276" w:lineRule="auto"/>
+      </w:pPr>
+      <w:r>
+        <w:rPr>
+          <w:rFonts w:ascii="Aptos" w:hAnsi="Aptos" w:eastAsia="Microsoft YaHei"/>
+          <w:sz w:val="21"/>
+          <w:szCs w:val="21"/>
+          <w:color w:val="1A2B3C"/>
+        </w:rPr>
+        <w:t xml:space="preserve">可以，按这个顺序：起后端 → 开 </w:t>
+      </w:r>
+      <w:r>
+        <w:rPr>
+          <w:rFonts w:ascii="Consolas" w:hAnsi="Consolas" w:eastAsia="Consolas"/>
+          <w:sz w:val="19"/>
+          <w:szCs w:val="19"/>
+          <w:color w:val="334155"/>
+        </w:rPr>
+        <w:t>?api=</w:t>
+      </w:r>
+      <w:r>
+        <w:rPr>
+          <w:rFonts w:ascii="Aptos" w:hAnsi="Aptos" w:eastAsia="Microsoft YaHei"/>
+          <w:sz w:val="21"/>
+          <w:szCs w:val="21"/>
+          <w:color w:val="1A2B3C"/>
+        </w:rPr>
+        <w:t xml:space="preserve"> → 从已结案案例点开决策沙盒 → 生成今日批次并确认（确认即自动发车）→ 预览分支候选（哪辆车顺路、加几站、几点到）→ 提交进实时作业（预留库存＋分配车辆）→ 地图看模拟时钟推进。已知未完成：结案表单未传异常地点、重复结案未去重、候选目的地池待扩充。（</w:t>
+      </w:r>
+      <w:r>
+        <w:rPr>
+          <w:rFonts w:ascii="Consolas" w:hAnsi="Consolas" w:eastAsia="Consolas"/>
+          <w:sz w:val="19"/>
+          <w:szCs w:val="19"/>
+          <w:color w:val="334155"/>
+        </w:rPr>
+        <w:t>proposal/提案-PPT-前端一致性核查.md</w:t>
+      </w:r>
+      <w:r>
+        <w:rPr>
+          <w:rFonts w:ascii="Aptos" w:hAnsi="Aptos" w:eastAsia="Microsoft YaHei"/>
+          <w:sz w:val="21"/>
+          <w:szCs w:val="21"/>
+          <w:color w:val="1A2B3C"/>
+        </w:rPr>
+        <w:t>；</w:t>
+      </w:r>
+      <w:r>
+        <w:rPr>
+          <w:rFonts w:ascii="Consolas" w:hAnsi="Consolas" w:eastAsia="Consolas"/>
+          <w:sz w:val="19"/>
+          <w:szCs w:val="19"/>
+          <w:color w:val="334155"/>
+        </w:rPr>
+        <w:t>docs/</w:t>
+      </w:r>
+      <w:r>
+        <w:rPr>
+          <w:rFonts w:ascii="Aptos" w:hAnsi="Aptos" w:eastAsia="Microsoft YaHei"/>
+          <w:sz w:val="21"/>
+          <w:szCs w:val="21"/>
+          <w:color w:val="1A2B3C"/>
+        </w:rPr>
+        <w:t xml:space="preserve"> 下另有前端逐条取证报告）</w:t>
+      </w:r>
+    </w:p>
+    <w:p>
+      <w:pPr>
+        <w:keepNext/>
+        <w:spacing w:before="180" w:after="100" w:line="288" w:lineRule="auto"/>
+      </w:pPr>
+      <w:r>
+        <w:rPr>
+          <w:rFonts w:ascii="Aptos" w:hAnsi="Aptos" w:eastAsia="Microsoft YaHei"/>
+          <w:sz w:val="25"/>
+          <w:szCs w:val="25"/>
+          <w:color w:val="0D9488"/>
+          <w:b/>
+          <w:bCs/>
+        </w:rPr>
+        <w:t>时间不够时的删减顺序（按此顺序砍）</w:t>
+      </w:r>
+    </w:p>
+    <w:p>
+      <w:pPr>
+        <w:spacing w:before="0" w:after="60" w:line="276" w:lineRule="auto"/>
+        <w:ind w:left="340" w:right="0" w:hanging="180"/>
+      </w:pPr>
+      <w:r>
+        <w:rPr>
+          <w:rFonts w:ascii="Aptos" w:hAnsi="Aptos" w:eastAsia="Microsoft YaHei"/>
+          <w:sz w:val="21"/>
+          <w:szCs w:val="21"/>
+          <w:color w:val="1A2B3C"/>
+          <w:b/>
+          <w:bCs/>
+        </w:rPr>
+        <w:t>P8 的风险模型那句</w:t>
+      </w:r>
+      <w:r>
+        <w:rPr>
+          <w:rFonts w:ascii="Aptos" w:hAnsi="Aptos" w:eastAsia="Microsoft YaHei"/>
+          <w:sz w:val="21"/>
+          <w:szCs w:val="21"/>
+          <w:color w:val="1A2B3C"/>
+        </w:rPr>
+        <w:t>（F1 0.691 / ROC-AUC 0.925 与 Top-1 0.143）→ 省 ~20 秒（</w:t>
+      </w:r>
+      <w:r>
+        <w:rPr>
+          <w:rFonts w:ascii="Aptos" w:hAnsi="Aptos" w:eastAsia="Microsoft YaHei"/>
+          <w:sz w:val="21"/>
+          <w:szCs w:val="21"/>
+          <w:color w:val="1A2B3C"/>
+          <w:b/>
+          <w:bCs/>
+        </w:rPr>
+        <w:t>这是可选内容，优先砍</w:t>
+      </w:r>
+      <w:r>
+        <w:rPr>
+          <w:rFonts w:ascii="Aptos" w:hAnsi="Aptos" w:eastAsia="Microsoft YaHei"/>
+          <w:sz w:val="21"/>
+          <w:szCs w:val="21"/>
+          <w:color w:val="1A2B3C"/>
+        </w:rPr>
+        <w:t>）</w:t>
+      </w:r>
+    </w:p>
+    <w:p>
+      <w:pPr>
+        <w:spacing w:before="0" w:after="60" w:line="276" w:lineRule="auto"/>
+        <w:ind w:left="340" w:right="0" w:hanging="180"/>
+      </w:pPr>
+      <w:r>
+        <w:rPr>
+          <w:rFonts w:ascii="Aptos" w:hAnsi="Aptos" w:eastAsia="Microsoft YaHei"/>
+          <w:sz w:val="21"/>
+          <w:szCs w:val="21"/>
+          <w:color w:val="1A2B3C"/>
+          <w:b/>
+          <w:bCs/>
+        </w:rPr>
+        <w:t>P7 的技术挑战那句</w:t>
+      </w:r>
+      <w:r>
+        <w:rPr>
+          <w:rFonts w:ascii="Aptos" w:hAnsi="Aptos" w:eastAsia="Microsoft YaHei"/>
+          <w:sz w:val="21"/>
+          <w:szCs w:val="21"/>
+          <w:color w:val="1A2B3C"/>
+        </w:rPr>
+        <w:t>（首解策略）→ 省 ~15 秒；但这是 guideline 8 明确的「技术挑战及如何解决」，能留就留</w:t>
+      </w:r>
+    </w:p>
+    <w:p>
+      <w:pPr>
+        <w:spacing w:before="0" w:after="60" w:line="276" w:lineRule="auto"/>
+        <w:ind w:left="340" w:right="0" w:hanging="180"/>
+      </w:pPr>
+      <w:r>
+        <w:rPr>
+          <w:rFonts w:ascii="Aptos" w:hAnsi="Aptos" w:eastAsia="Microsoft YaHei"/>
+          <w:sz w:val="21"/>
+          <w:szCs w:val="21"/>
+          <w:color w:val="1A2B3C"/>
+          <w:b/>
+          <w:bCs/>
+        </w:rPr>
+        <w:t>P3 的第三个缺口</w:t>
+      </w:r>
+      <w:r>
+        <w:rPr>
+          <w:rFonts w:ascii="Aptos" w:hAnsi="Aptos" w:eastAsia="Microsoft YaHei"/>
+          <w:sz w:val="21"/>
+          <w:szCs w:val="21"/>
+          <w:color w:val="1A2B3C"/>
+        </w:rPr>
+        <w:t>（unverifiable / Black-Box AI 卡）→ 省 ~20 秒，但这是我们的定位核心，</w:t>
+      </w:r>
+      <w:r>
+        <w:rPr>
+          <w:rFonts w:ascii="Aptos" w:hAnsi="Aptos" w:eastAsia="Microsoft YaHei"/>
+          <w:sz w:val="21"/>
+          <w:szCs w:val="21"/>
+          <w:color w:val="1A2B3C"/>
+          <w:b/>
+          <w:bCs/>
+        </w:rPr>
+        <w:t>尽量别砍</w:t>
+      </w:r>
+    </w:p>
+    <w:p>
+      <w:pPr>
+        <w:spacing w:before="0" w:after="60" w:line="276" w:lineRule="auto"/>
+        <w:ind w:left="340" w:right="0" w:hanging="180"/>
+      </w:pPr>
+      <w:r>
+        <w:rPr>
+          <w:rFonts w:ascii="Aptos" w:hAnsi="Aptos" w:eastAsia="Microsoft YaHei"/>
+          <w:sz w:val="21"/>
+          <w:szCs w:val="21"/>
+          <w:color w:val="1A2B3C"/>
+          <w:b/>
+          <w:bCs/>
+        </w:rPr>
+        <w:t>P5 的定位页</w:t>
+      </w:r>
+      <w:r>
+        <w:rPr>
+          <w:rFonts w:ascii="Aptos" w:hAnsi="Aptos" w:eastAsia="Microsoft YaHei"/>
+          <w:sz w:val="21"/>
+          <w:szCs w:val="21"/>
+          <w:color w:val="1A2B3C"/>
+        </w:rPr>
+        <w:t xml:space="preserve"> → 全场唯一满足 guideline 4（文献／市场）的内容，</w:t>
+      </w:r>
+      <w:r>
+        <w:rPr>
+          <w:rFonts w:ascii="Aptos" w:hAnsi="Aptos" w:eastAsia="Microsoft YaHei"/>
+          <w:sz w:val="21"/>
+          <w:szCs w:val="21"/>
+          <w:color w:val="1A2B3C"/>
+          <w:b/>
+          <w:bCs/>
+        </w:rPr>
+        <w:t>不要砍</w:t>
+      </w:r>
+      <w:r>
+        <w:rPr>
+          <w:rFonts w:ascii="Aptos" w:hAnsi="Aptos" w:eastAsia="Microsoft YaHei"/>
+          <w:sz w:val="21"/>
+          <w:szCs w:val="21"/>
+          <w:color w:val="1A2B3C"/>
+        </w:rPr>
+        <w:t>；真要砍只压第一句的 Controlant 例子（省 ~10 秒）</w:t>
+      </w:r>
+    </w:p>
+    <w:p>
+      <w:pPr>
+        <w:spacing w:before="0" w:after="60" w:line="276" w:lineRule="auto"/>
+        <w:ind w:left="340" w:right="0" w:hanging="180"/>
+      </w:pPr>
+      <w:r>
+        <w:rPr>
+          <w:rFonts w:ascii="Aptos" w:hAnsi="Aptos" w:eastAsia="Microsoft YaHei"/>
+          <w:sz w:val="21"/>
+          <w:szCs w:val="21"/>
+          <w:color w:val="1A2B3C"/>
+        </w:rPr>
+        <w:t>若</w:t>
+      </w:r>
+      <w:r>
+        <w:rPr>
+          <w:rFonts w:ascii="Aptos" w:hAnsi="Aptos" w:eastAsia="Microsoft YaHei"/>
+          <w:sz w:val="21"/>
+          <w:szCs w:val="21"/>
+          <w:color w:val="1A2B3C"/>
+          <w:b/>
+          <w:bCs/>
+        </w:rPr>
+        <w:t>严重</w:t>
+      </w:r>
+      <w:r>
+        <w:rPr>
+          <w:rFonts w:ascii="Aptos" w:hAnsi="Aptos" w:eastAsia="Microsoft YaHei"/>
+          <w:sz w:val="21"/>
+          <w:szCs w:val="21"/>
+          <w:color w:val="1A2B3C"/>
+        </w:rPr>
+        <w:t>超时：把 P6 数据页并入口头一句「数据是公开的、性质已披露」，整页跳过 → 省 ~55 秒</w:t>
+      </w:r>
+    </w:p>
+    <w:p>
+      <w:pPr>
+        <w:spacing w:before="0" w:after="120" w:line="300" w:lineRule="auto"/>
+        <w:ind w:left="140" w:right="0" w:hanging="0"/>
+      </w:pPr>
+      <w:r>
+        <w:rPr>
+          <w:rFonts w:ascii="Aptos" w:hAnsi="Aptos" w:eastAsia="Microsoft YaHei"/>
+          <w:sz w:val="22"/>
+          <w:szCs w:val="22"/>
+          <w:color w:val="1A2B3C"/>
+        </w:rPr>
+        <w:t xml:space="preserve">实测口播量：英文正文约 </w:t>
+      </w:r>
+      <w:r>
+        <w:rPr>
+          <w:rFonts w:ascii="Aptos" w:hAnsi="Aptos" w:eastAsia="Microsoft YaHei"/>
+          <w:sz w:val="22"/>
+          <w:szCs w:val="22"/>
+          <w:color w:val="1A2B3C"/>
+          <w:b/>
+          <w:bCs/>
+        </w:rPr>
+        <w:t>1290 词 ≈ 8.6 分钟</w:t>
+      </w:r>
+      <w:r>
+        <w:rPr>
+          <w:rFonts w:ascii="Aptos" w:hAnsi="Aptos" w:eastAsia="Microsoft YaHei"/>
+          <w:sz w:val="22"/>
+          <w:szCs w:val="22"/>
+          <w:color w:val="1A2B3C"/>
+        </w:rPr>
+        <w:t>（按 150 词/分），其中 A 约 1:35、B 约 1:45、C 约 2:10、D 约 3:10（含新版 P8）。10 分钟里只余 ~1 分钟，</w:t>
+      </w:r>
+      <w:r>
+        <w:rPr>
+          <w:rFonts w:ascii="Aptos" w:hAnsi="Aptos" w:eastAsia="Microsoft YaHei"/>
+          <w:sz w:val="22"/>
+          <w:szCs w:val="22"/>
+          <w:color w:val="1A2B3C"/>
+          <w:b/>
+          <w:bCs/>
+        </w:rPr>
+        <w:t>Q&amp;A 前不要加额外铺陈</w:t>
+      </w:r>
+      <w:r>
+        <w:rPr>
+          <w:rFonts w:ascii="Aptos" w:hAnsi="Aptos" w:eastAsia="Microsoft YaHei"/>
+          <w:sz w:val="22"/>
+          <w:szCs w:val="22"/>
+          <w:color w:val="1A2B3C"/>
+        </w:rPr>
+        <w:t>；若超时按上面的顺序砍。</w:t>
+      </w:r>
+    </w:p>
+    <w:p>
+      <w:pPr>
+        <w:keepNext/>
+        <w:spacing w:before="180" w:after="100" w:line="288" w:lineRule="auto"/>
+      </w:pPr>
+      <w:r>
+        <w:rPr>
+          <w:rFonts w:ascii="Aptos" w:hAnsi="Aptos" w:eastAsia="Microsoft YaHei"/>
+          <w:sz w:val="25"/>
+          <w:szCs w:val="25"/>
+          <w:color w:val="0D9488"/>
+          <w:b/>
+          <w:bCs/>
+        </w:rPr>
+        <w:t>走位与现场</w:t>
+      </w:r>
+    </w:p>
+    <w:p>
+      <w:pPr>
+        <w:spacing w:before="0" w:after="60" w:line="276" w:lineRule="auto"/>
+        <w:ind w:left="340" w:right="0" w:hanging="180"/>
+      </w:pPr>
+      <w:r>
+        <w:rPr>
+          <w:rFonts w:ascii="Aptos" w:hAnsi="Aptos" w:eastAsia="Microsoft YaHei"/>
+          <w:sz w:val="21"/>
+          <w:szCs w:val="21"/>
+          <w:color w:val="1A2B3C"/>
+        </w:rPr>
+        <w:t>每人上台先站定、报姓名与负责模块，再切页；交接说一句「我把接下来的…交给 X」。</w:t>
+      </w:r>
+    </w:p>
+    <w:p>
+      <w:pPr>
+        <w:spacing w:before="0" w:after="60" w:line="276" w:lineRule="auto"/>
+        <w:ind w:left="340" w:right="0" w:hanging="180"/>
+      </w:pPr>
+      <w:r>
+        <w:rPr>
+          <w:rFonts w:ascii="Aptos" w:hAnsi="Aptos" w:eastAsia="Microsoft YaHei"/>
+          <w:sz w:val="21"/>
+          <w:szCs w:val="21"/>
+          <w:color w:val="1A2B3C"/>
+        </w:rPr>
+        <w:t>数字必须说出口：</w:t>
+      </w:r>
+      <w:r>
+        <w:rPr>
+          <w:rFonts w:ascii="Aptos" w:hAnsi="Aptos" w:eastAsia="Microsoft YaHei"/>
+          <w:sz w:val="21"/>
+          <w:szCs w:val="21"/>
+          <w:color w:val="1A2B3C"/>
+          <w:b/>
+          <w:bCs/>
+        </w:rPr>
+        <w:t>54/57（94.7%）、κ=0.6434、隔离 0/3、−6.19%、10 秒达最优、305 个测试</w:t>
+      </w:r>
+      <w:r>
+        <w:rPr>
+          <w:rFonts w:ascii="Aptos" w:hAnsi="Aptos" w:eastAsia="Microsoft YaHei"/>
+          <w:sz w:val="21"/>
+          <w:szCs w:val="21"/>
+          <w:color w:val="1A2B3C"/>
+        </w:rPr>
+        <w:t>。</w:t>
+      </w:r>
+    </w:p>
+    <w:p>
+      <w:pPr>
+        <w:spacing w:before="0" w:after="60" w:line="276" w:lineRule="auto"/>
+        <w:ind w:left="340" w:right="0" w:hanging="180"/>
+      </w:pPr>
+      <w:r>
+        <w:rPr>
+          <w:rFonts w:ascii="Aptos" w:hAnsi="Aptos" w:eastAsia="Microsoft YaHei"/>
+          <w:sz w:val="21"/>
+          <w:szCs w:val="21"/>
+          <w:color w:val="1A2B3C"/>
+        </w:rPr>
+        <w:t>字段口径别再混：</w:t>
+      </w:r>
+      <w:r>
+        <w:rPr>
+          <w:rFonts w:ascii="Aptos" w:hAnsi="Aptos" w:eastAsia="Microsoft YaHei"/>
+          <w:sz w:val="21"/>
+          <w:szCs w:val="21"/>
+          <w:color w:val="1A2B3C"/>
+          <w:b/>
+          <w:bCs/>
+        </w:rPr>
+        <w:t>23 条 API 路径／24 个操作，dispatch 15 路径／16 操作；305 个测试函数／34 个含测试的文件</w:t>
+      </w:r>
+      <w:r>
+        <w:rPr>
+          <w:rFonts w:ascii="Aptos" w:hAnsi="Aptos" w:eastAsia="Microsoft YaHei"/>
+          <w:sz w:val="21"/>
+          <w:szCs w:val="21"/>
+          <w:color w:val="1A2B3C"/>
+        </w:rPr>
+        <w:t>（deck 第 7 页与讲稿已同步）。</w:t>
+      </w:r>
+    </w:p>
+    <w:p>
+      <w:pPr>
+        <w:spacing w:before="0" w:after="60" w:line="276" w:lineRule="auto"/>
+        <w:ind w:left="340" w:right="0" w:hanging="180"/>
+      </w:pPr>
+      <w:r>
+        <w:rPr>
+          <w:rFonts w:ascii="Aptos" w:hAnsi="Aptos" w:eastAsia="Microsoft YaHei"/>
+          <w:sz w:val="21"/>
+          <w:szCs w:val="21"/>
+          <w:color w:val="1A2B3C"/>
+        </w:rPr>
+        <w:t>演示环节由 D 操作，A 控时；</w:t>
+      </w:r>
+      <w:r>
+        <w:rPr>
+          <w:rFonts w:ascii="Aptos" w:hAnsi="Aptos" w:eastAsia="Microsoft YaHei"/>
+          <w:sz w:val="21"/>
+          <w:szCs w:val="21"/>
+          <w:color w:val="1A2B3C"/>
+          <w:b/>
+          <w:bCs/>
+        </w:rPr>
+        <w:t>必须带 `?api=` 且后端已起</w:t>
+      </w:r>
+      <w:r>
+        <w:rPr>
+          <w:rFonts w:ascii="Aptos" w:hAnsi="Aptos" w:eastAsia="Microsoft YaHei"/>
+          <w:sz w:val="21"/>
+          <w:szCs w:val="21"/>
+          <w:color w:val="1A2B3C"/>
+        </w:rPr>
+        <w:t>（离线模式点不开决策沙盒），Neo4j 未启则问答返回 503、前端降级为关键词回答。</w:t>
+      </w:r>
+    </w:p>
+    <w:p>
+      <w:pPr>
+        <w:spacing w:before="0" w:after="60" w:line="276" w:lineRule="auto"/>
+        <w:ind w:left="340" w:right="0" w:hanging="180"/>
+      </w:pPr>
+      <w:r>
+        <w:rPr>
+          <w:rFonts w:ascii="Aptos" w:hAnsi="Aptos" w:eastAsia="Microsoft YaHei"/>
+          <w:sz w:val="21"/>
+          <w:szCs w:val="21"/>
+          <w:color w:val="1A2B3C"/>
+        </w:rPr>
+        <w:t xml:space="preserve">地图底图建议先跑 </w:t>
+      </w:r>
+      <w:r>
+        <w:rPr>
+          <w:rFonts w:ascii="Consolas" w:hAnsi="Consolas" w:eastAsia="Consolas"/>
+          <w:sz w:val="19"/>
+          <w:szCs w:val="19"/>
+          <w:color w:val="334155"/>
+        </w:rPr>
         <w:t>node scripts/fetch_map_tiles.mjs</w:t>
       </w:r>
       <w:r>
@@ -2857,6 +3733,291 @@
           <w:color w:val="1A2B3C"/>
         </w:rPr>
         <w:t xml:space="preserve"> 缓存到本地，避免现场网络问题。</w:t>
+      </w:r>
+    </w:p>
+    <w:p>
+      <w:pPr>
+        <w:keepNext/>
+        <w:spacing w:before="180" w:after="100" w:line="288" w:lineRule="auto"/>
+      </w:pPr>
+      <w:r>
+        <w:rPr>
+          <w:rFonts w:ascii="Aptos" w:hAnsi="Aptos" w:eastAsia="Microsoft YaHei"/>
+          <w:sz w:val="25"/>
+          <w:szCs w:val="25"/>
+          <w:color w:val="0D9488"/>
+          <w:b/>
+          <w:bCs/>
+        </w:rPr>
+        <w:t>口径速查（四人必须一致，被追问时照此答）</w:t>
+      </w:r>
+    </w:p>
+    <w:p>
+      <w:pPr>
+        <w:spacing w:before="0" w:after="60" w:line="276" w:lineRule="auto"/>
+        <w:ind w:left="340" w:right="0" w:hanging="180"/>
+      </w:pPr>
+      <w:r>
+        <w:rPr>
+          <w:rFonts w:ascii="Aptos" w:hAnsi="Aptos" w:eastAsia="Microsoft YaHei"/>
+          <w:sz w:val="21"/>
+          <w:szCs w:val="21"/>
+          <w:color w:val="1A2B3C"/>
+        </w:rPr>
+        <w:t>处置恒为四类：</w:t>
+      </w:r>
+      <w:r>
+        <w:rPr>
+          <w:rFonts w:ascii="Aptos" w:hAnsi="Aptos" w:eastAsia="Microsoft YaHei"/>
+          <w:sz w:val="21"/>
+          <w:szCs w:val="21"/>
+          <w:color w:val="1A2B3C"/>
+          <w:b/>
+          <w:bCs/>
+        </w:rPr>
+        <w:t>release / quarantine / retest / scrap</w:t>
+      </w:r>
+      <w:r>
+        <w:rPr>
+          <w:rFonts w:ascii="Aptos" w:hAnsi="Aptos" w:eastAsia="Microsoft YaHei"/>
+          <w:sz w:val="21"/>
+          <w:szCs w:val="21"/>
+          <w:color w:val="1A2B3C"/>
+        </w:rPr>
+        <w:t>；</w:t>
+      </w:r>
+      <w:r>
+        <w:rPr>
+          <w:rFonts w:ascii="Aptos" w:hAnsi="Aptos" w:eastAsia="Microsoft YaHei"/>
+          <w:sz w:val="21"/>
+          <w:szCs w:val="21"/>
+          <w:color w:val="1A2B3C"/>
+          <w:b/>
+          <w:bCs/>
+        </w:rPr>
+        <w:t>补发是独立物流动作，不是第五类处置</w:t>
+      </w:r>
+      <w:r>
+        <w:rPr>
+          <w:rFonts w:ascii="Aptos" w:hAnsi="Aptos" w:eastAsia="Microsoft YaHei"/>
+          <w:sz w:val="21"/>
+          <w:szCs w:val="21"/>
+          <w:color w:val="1A2B3C"/>
+        </w:rPr>
+        <w:t>。</w:t>
+      </w:r>
+    </w:p>
+    <w:p>
+      <w:pPr>
+        <w:spacing w:before="0" w:after="60" w:line="276" w:lineRule="auto"/>
+        <w:ind w:left="340" w:right="0" w:hanging="180"/>
+      </w:pPr>
+      <w:r>
+        <w:rPr>
+          <w:rFonts w:ascii="Aptos" w:hAnsi="Aptos" w:eastAsia="Microsoft YaHei"/>
+          <w:sz w:val="21"/>
+          <w:szCs w:val="21"/>
+          <w:color w:val="1A2B3C"/>
+        </w:rPr>
+        <w:t>求解器：</w:t>
+      </w:r>
+      <w:r>
+        <w:rPr>
+          <w:rFonts w:ascii="Aptos" w:hAnsi="Aptos" w:eastAsia="Microsoft YaHei"/>
+          <w:sz w:val="21"/>
+          <w:szCs w:val="21"/>
+          <w:color w:val="1A2B3C"/>
+          <w:b/>
+          <w:bCs/>
+        </w:rPr>
+        <w:t>OR-Tools RoutingModel + `PARALLEL_CHEAPEST_INSERTION` 首解 + Guided Local Search</w:t>
+      </w:r>
+      <w:r>
+        <w:rPr>
+          <w:rFonts w:ascii="Aptos" w:hAnsi="Aptos" w:eastAsia="Microsoft YaHei"/>
+          <w:sz w:val="21"/>
+          <w:szCs w:val="21"/>
+          <w:color w:val="1A2B3C"/>
+        </w:rPr>
+        <w:t>，</w:t>
+      </w:r>
+      <w:r>
+        <w:rPr>
+          <w:rFonts w:ascii="Aptos" w:hAnsi="Aptos" w:eastAsia="Microsoft YaHei"/>
+          <w:sz w:val="21"/>
+          <w:szCs w:val="21"/>
+          <w:color w:val="1A2B3C"/>
+          <w:b/>
+          <w:bCs/>
+        </w:rPr>
+        <w:t>不是 CP-SAT</w:t>
+      </w:r>
+      <w:r>
+        <w:rPr>
+          <w:rFonts w:ascii="Aptos" w:hAnsi="Aptos" w:eastAsia="Microsoft YaHei"/>
+          <w:sz w:val="21"/>
+          <w:szCs w:val="21"/>
+          <w:color w:val="1A2B3C"/>
+        </w:rPr>
+        <w:t>（</w:t>
+      </w:r>
+      <w:r>
+        <w:rPr>
+          <w:rFonts w:ascii="Consolas" w:hAnsi="Consolas" w:eastAsia="Consolas"/>
+          <w:sz w:val="19"/>
+          <w:szCs w:val="19"/>
+          <w:color w:val="334155"/>
+        </w:rPr>
+        <w:t>PATH_CHEAPEST_ARC</w:t>
+      </w:r>
+      <w:r>
+        <w:rPr>
+          <w:rFonts w:ascii="Aptos" w:hAnsi="Aptos" w:eastAsia="Microsoft YaHei"/>
+          <w:sz w:val="21"/>
+          <w:szCs w:val="21"/>
+          <w:color w:val="1A2B3C"/>
+        </w:rPr>
+        <w:t xml:space="preserve"> 只是模块默认值，在 r101/rc101 上构造不出可行首解，报出结果的运行用的是 insertion）。</w:t>
+      </w:r>
+    </w:p>
+    <w:p>
+      <w:pPr>
+        <w:spacing w:before="0" w:after="60" w:line="276" w:lineRule="auto"/>
+        <w:ind w:left="340" w:right="0" w:hanging="180"/>
+      </w:pPr>
+      <w:r>
+        <w:rPr>
+          <w:rFonts w:ascii="Aptos" w:hAnsi="Aptos" w:eastAsia="Microsoft YaHei"/>
+          <w:sz w:val="21"/>
+          <w:szCs w:val="21"/>
+          <w:color w:val="1A2B3C"/>
+        </w:rPr>
+        <w:t>数据：</w:t>
+      </w:r>
+      <w:r>
+        <w:rPr>
+          <w:rFonts w:ascii="Aptos" w:hAnsi="Aptos" w:eastAsia="Microsoft YaHei"/>
+          <w:sz w:val="21"/>
+          <w:szCs w:val="21"/>
+          <w:color w:val="1A2B3C"/>
+          <w:b/>
+          <w:bCs/>
+        </w:rPr>
+        <w:t>疑似合成／仿真</w:t>
+      </w:r>
+      <w:r>
+        <w:rPr>
+          <w:rFonts w:ascii="Aptos" w:hAnsi="Aptos" w:eastAsia="Microsoft YaHei"/>
+          <w:sz w:val="21"/>
+          <w:szCs w:val="21"/>
+          <w:color w:val="1A2B3C"/>
+        </w:rPr>
+        <w:t>，逐数据集披露性质，不称真实药企数据；新加坡算例是真实 OSM 路网 + 模拟业务，</w:t>
+      </w:r>
+      <w:r>
+        <w:rPr>
+          <w:rFonts w:ascii="Aptos" w:hAnsi="Aptos" w:eastAsia="Microsoft YaHei"/>
+          <w:sz w:val="21"/>
+          <w:szCs w:val="21"/>
+          <w:color w:val="1A2B3C"/>
+          <w:b/>
+          <w:bCs/>
+        </w:rPr>
+        <w:t>不证明运营节约</w:t>
+      </w:r>
+      <w:r>
+        <w:rPr>
+          <w:rFonts w:ascii="Aptos" w:hAnsi="Aptos" w:eastAsia="Microsoft YaHei"/>
+          <w:sz w:val="21"/>
+          <w:szCs w:val="21"/>
+          <w:color w:val="1A2B3C"/>
+        </w:rPr>
+        <w:t>。</w:t>
+      </w:r>
+    </w:p>
+    <w:p>
+      <w:pPr>
+        <w:spacing w:before="0" w:after="60" w:line="276" w:lineRule="auto"/>
+        <w:ind w:left="340" w:right="0" w:hanging="180"/>
+      </w:pPr>
+      <w:r>
+        <w:rPr>
+          <w:rFonts w:ascii="Aptos" w:hAnsi="Aptos" w:eastAsia="Microsoft YaHei"/>
+          <w:sz w:val="21"/>
+          <w:szCs w:val="21"/>
+          <w:color w:val="1A2B3C"/>
+        </w:rPr>
+        <w:t>评测：引擎与人工 gold 一致率</w:t>
+      </w:r>
+      <w:r>
+        <w:rPr>
+          <w:rFonts w:ascii="Aptos" w:hAnsi="Aptos" w:eastAsia="Microsoft YaHei"/>
+          <w:sz w:val="21"/>
+          <w:szCs w:val="21"/>
+          <w:color w:val="1A2B3C"/>
+          <w:b/>
+          <w:bCs/>
+        </w:rPr>
+        <w:t>当前 54/57（94.7%，rubric v1.1）</w:t>
+      </w:r>
+      <w:r>
+        <w:rPr>
+          <w:rFonts w:ascii="Aptos" w:hAnsi="Aptos" w:eastAsia="Microsoft YaHei"/>
+          <w:sz w:val="21"/>
+          <w:szCs w:val="21"/>
+          <w:color w:val="1A2B3C"/>
+        </w:rPr>
+        <w:t>，提交件上是 39/57（rubric v1）——主动说明变化；κ = 0.6434 低于 0.80 目标；隔离召回 0/3（gold 仅 3 条）。</w:t>
+      </w:r>
+    </w:p>
+    <w:p>
+      <w:pPr>
+        <w:spacing w:before="0" w:after="60" w:line="276" w:lineRule="auto"/>
+        <w:ind w:left="340" w:right="0" w:hanging="180"/>
+      </w:pPr>
+      <w:r>
+        <w:rPr>
+          <w:rFonts w:ascii="Aptos" w:hAnsi="Aptos" w:eastAsia="Microsoft YaHei"/>
+          <w:sz w:val="21"/>
+          <w:szCs w:val="21"/>
+          <w:color w:val="1A2B3C"/>
+        </w:rPr>
+        <w:t>实测数字：</w:t>
+      </w:r>
+      <w:r>
+        <w:rPr>
+          <w:rFonts w:ascii="Aptos" w:hAnsi="Aptos" w:eastAsia="Microsoft YaHei"/>
+          <w:sz w:val="21"/>
+          <w:szCs w:val="21"/>
+          <w:color w:val="1A2B3C"/>
+          <w:b/>
+          <w:bCs/>
+        </w:rPr>
+        <w:t>23 条 API 路径 / 24 个操作（dispatch 15 路径 / 16 操作）、305 个测试函数分布在 34 个测试文件、25 条归档案例、56 条调度作业</w:t>
+      </w:r>
+      <w:r>
+        <w:rPr>
+          <w:rFonts w:ascii="Aptos" w:hAnsi="Aptos" w:eastAsia="Microsoft YaHei"/>
+          <w:sz w:val="21"/>
+          <w:szCs w:val="21"/>
+          <w:color w:val="1A2B3C"/>
+        </w:rPr>
+        <w:t>。</w:t>
+      </w:r>
+    </w:p>
+    <w:p>
+      <w:pPr>
+        <w:spacing w:before="0" w:after="60" w:line="276" w:lineRule="auto"/>
+        <w:ind w:left="340" w:right="0" w:hanging="180"/>
+      </w:pPr>
+      <w:r>
+        <w:rPr>
+          <w:rFonts w:ascii="Aptos" w:hAnsi="Aptos" w:eastAsia="Microsoft YaHei"/>
+          <w:sz w:val="21"/>
+          <w:szCs w:val="21"/>
+          <w:color w:val="1A2B3C"/>
+        </w:rPr>
+        <w:t>边界：不替代质量负责人审批，不授权真实放行／销毁／运输。</w:t>
       </w:r>
     </w:p>
     <w:sectPr>

--- a/proposal/演讲稿-4人版.docx
+++ b/proposal/演讲稿-4人版.docx
@@ -3533,16 +3533,16 @@
           <w:b/>
           <w:bCs/>
         </w:rPr>
-        <w:t>1290 词 ≈ 8.6 分钟</w:t>
-      </w:r>
-      <w:r>
-        <w:rPr>
-          <w:rFonts w:ascii="Aptos" w:hAnsi="Aptos" w:eastAsia="Microsoft YaHei"/>
-          <w:sz w:val="22"/>
-          <w:szCs w:val="22"/>
-          <w:color w:val="1A2B3C"/>
-        </w:rPr>
-        <w:t>（按 150 词/分），其中 A 约 1:35、B 约 1:45、C 约 2:10、D 约 3:10（含新版 P8）。10 分钟里只余 ~1 分钟，</w:t>
+        <w:t>1235 词 ≈ 8.2 分钟</w:t>
+      </w:r>
+      <w:r>
+        <w:rPr>
+          <w:rFonts w:ascii="Aptos" w:hAnsi="Aptos" w:eastAsia="Microsoft YaHei"/>
+          <w:sz w:val="22"/>
+          <w:szCs w:val="22"/>
+          <w:color w:val="1A2B3C"/>
+        </w:rPr>
+        <w:t>（按 150 词/分），其中 A 约 1:35、B 约 1:45、C 约 2:10、D 约 2:41（含新版 P8）。10 分钟里留 ~1:50 给切页与停顿，</w:t>
       </w:r>
       <w:r>
         <w:rPr>

--- a/proposal/演讲稿-4人版.docx
+++ b/proposal/演讲稿-4人版.docx
@@ -1153,7 +1153,27 @@
           <w:szCs w:val="22"/>
           <w:color w:val="1A2B3C"/>
         </w:rPr>
-        <w:t xml:space="preserve"> — Xu Wenzhe, Zhu Jianyu, Wang Lepeng and Shen Ziyi, student IDs A0328771W, A0353769L, A0357864L and A0350940J. I'm Xu Wenzhe; I own the rule engine, the regulatory evidence and the evaluation. Each of us will take one part: I'll set up the problem, Jianyu the approach, Lepeng what is built, and Ziyi the numbers. Our goal is one running prototype that closes the loop from a temperature event to a disposition, a reshipment order, a route and the cited evidence.</w:t>
+        <w:t xml:space="preserve"> — Xu Wenzhe, Zhu Jianyu, Wang Lepeng and Shen Ziyi, student IDs A0328771W, A0353769L, A0357864L and A0350940J. Our project is </w:t>
+      </w:r>
+      <w:r>
+        <w:rPr>
+          <w:rFonts w:ascii="Aptos" w:hAnsi="Aptos" w:eastAsia="Microsoft YaHei"/>
+          <w:sz w:val="22"/>
+          <w:szCs w:val="22"/>
+          <w:color w:val="1A2B3C"/>
+          <w:b/>
+          <w:bCs/>
+        </w:rPr>
+        <w:t>PharmaColdOps</w:t>
+      </w:r>
+      <w:r>
+        <w:rPr>
+          <w:rFonts w:ascii="Aptos" w:hAnsi="Aptos" w:eastAsia="Microsoft YaHei"/>
+          <w:sz w:val="22"/>
+          <w:szCs w:val="22"/>
+          <w:color w:val="1A2B3C"/>
+        </w:rPr>
+        <w:t>: decision support for cold-chain pharmaceutical excursions. Our goal is one running prototype that closes the loop from a temperature event to a disposition, a reshipment order, a route and the cited evidence. I'll set up the problem, Jianyu the approach, Lepeng what is built, and Ziyi the numbers.</w:t>
       </w:r>
     </w:p>
     <w:p>

--- a/proposal/演讲稿-4人版.docx
+++ b/proposal/演讲稿-4人版.docx
@@ -2626,6 +2626,32 @@
     </w:p>
     <w:p>
       <w:pPr>
+        <w:spacing w:before="0" w:after="120" w:line="300" w:lineRule="auto"/>
+        <w:ind w:left="140" w:right="0" w:hanging="0"/>
+      </w:pPr>
+      <w:r>
+        <w:rPr>
+          <w:rFonts w:ascii="Aptos" w:hAnsi="Aptos" w:eastAsia="Microsoft YaHei"/>
+          <w:sz w:val="22"/>
+          <w:szCs w:val="22"/>
+          <w:color w:val="1A2B3C"/>
+          <w:b/>
+          <w:bCs/>
+        </w:rPr>
+        <w:t>完整版见 [`QA准备-演讲稿配套.md`](QA准备-演讲稿配套.md)</w:t>
+      </w:r>
+      <w:r>
+        <w:rPr>
+          <w:rFonts w:ascii="Aptos" w:hAnsi="Aptos" w:eastAsia="Microsoft YaHei"/>
+          <w:sz w:val="22"/>
+          <w:szCs w:val="22"/>
+          <w:color w:val="1A2B3C"/>
+        </w:rPr>
+        <w:t>：40+ 问，含英文可直接照念的答句、"别答什么"、出处，以及上台前 60 秒数字自检与四人分工。下面这 10 问是现场最可能出现的，先背熟这一页。</w:t>
+      </w:r>
+    </w:p>
+    <w:p>
+      <w:pPr>
         <w:spacing w:before="0" w:after="40" w:line="276" w:lineRule="auto"/>
       </w:pPr>
       <w:r>
